--- a/projects/valuepickr-open-screen/docs/Bondada Engineering.docx
+++ b/projects/valuepickr-open-screen/docs/Bondada Engineering.docx
@@ -286,7 +286,7 @@
         <w:spacing w:after="120" w:before="280"/>
       </w:pPr>
       <w:r>
-        <w:t xml:space="preserve">Ishmohit-Lens Checks (value chain · earnings quality · growth trajectory · management · global-signal check)</w:t>
+        <w:t xml:space="preserve">Guidance &amp; Expectation Gap</w:t>
       </w:r>
     </w:p>
     <w:p>
@@ -301,7 +301,7 @@
           <w:sz w:val="18"/>
           <w:szCs w:val="18"/>
         </w:rPr>
-        <w:t xml:space="preserve">Extra checks drawn from @ishmohit1 / SOIC methodology (playbook/ishmohit-soic-style.md): where the company sits in its value chain and what the supply side is doing, whether a margin/PAT inflection is structural or a cyclical peak, the rate-of-change of growth vs. what the multiple demands, and management quality as a positive attribute.</w:t>
+        <w:t xml:space="preserve">Management guidance decoded into commitments, graded on the expectation → action → operational → commercial → financial ladder, then compared to what the current price appears to assume. Method: playbook/guidance-and-expectation-gap.md.</w:t>
       </w:r>
     </w:p>
     <w:p>
@@ -315,7 +315,7 @@
           <w:sz w:val="20"/>
           <w:szCs w:val="20"/>
         </w:rPr>
-        <w:t xml:space="preserve">Value chain &amp; supply side:</w:t>
+        <w:t xml:space="preserve">Market expectation vs. our path:</w:t>
       </w:r>
     </w:p>
     <w:tbl>
@@ -346,125 +346,287 @@
                 <w:b/>
                 <w:bCs/>
               </w:rPr>
-              <w:t xml:space="preserve">Theme</w:t>
-            </w:r>
-          </w:p>
-        </w:tc>
-        <w:tc>
-          <w:tcPr>
-            <w:tcW w:type="dxa" w:w="5800"/>
-          </w:tcPr>
-          <w:p>
-            <w:r>
-              <w:t xml:space="preserve">Solar + BESS EPC / telecom infrastructure</w:t>
-            </w:r>
-          </w:p>
-        </w:tc>
-      </w:tr>
-      <w:tr>
-        <w:tc>
-          <w:tcPr>
-            <w:tcW w:type="dxa" w:w="3200"/>
-            <w:shd w:fill="F2F2F2" w:val="clear"/>
-          </w:tcPr>
-          <w:p>
-            <w:r>
-              <w:rPr>
-                <w:b/>
-                <w:bCs/>
-              </w:rPr>
-              <w:t xml:space="preserve">This company's position</w:t>
-            </w:r>
-          </w:p>
-        </w:tc>
-        <w:tc>
-          <w:tcPr>
-            <w:tcW w:type="dxa" w:w="5800"/>
-          </w:tcPr>
-          <w:p>
-            <w:r>
-              <w:t xml:space="preserve">EPC + O&amp;M contractor across solar (site development, installation, electrical, monitoring), BESS and telecom towers/OFC; also a small solar IPP (~1.3 GW cumulative commissioned)</w:t>
-            </w:r>
-          </w:p>
-        </w:tc>
-      </w:tr>
-      <w:tr>
-        <w:tc>
-          <w:tcPr>
-            <w:tcW w:type="dxa" w:w="3200"/>
-            <w:shd w:fill="F2F2F2" w:val="clear"/>
-          </w:tcPr>
-          <w:p>
-            <w:r>
-              <w:rPr>
-                <w:b/>
-                <w:bCs/>
-              </w:rPr>
-              <w:t xml:space="preserve">Bottleneck node (pricing power)</w:t>
-            </w:r>
-          </w:p>
-        </w:tc>
-        <w:tc>
-          <w:tcPr>
-            <w:tcW w:type="dxa" w:w="5800"/>
-          </w:tcPr>
-          <w:p>
-            <w:r>
-              <w:t xml:space="preserve">Execution bandwidth and working-capital funding; module / cell supply and financing sit outside the contractor</w:t>
-            </w:r>
-          </w:p>
-        </w:tc>
-      </w:tr>
-      <w:tr>
-        <w:tc>
-          <w:tcPr>
-            <w:tcW w:type="dxa" w:w="3200"/>
-            <w:shd w:fill="F2F2F2" w:val="clear"/>
-          </w:tcPr>
-          <w:p>
-            <w:r>
-              <w:rPr>
-                <w:b/>
-                <w:bCs/>
-              </w:rPr>
-              <w:t xml:space="preserve">Supply-side status</w:t>
-            </w:r>
-          </w:p>
-        </w:tc>
-        <w:tc>
-          <w:tcPr>
-            <w:tcW w:type="dxa" w:w="5800"/>
-          </w:tcPr>
-          <w:p>
-            <w:r>
-              <w:t xml:space="preserve">adding</w:t>
-            </w:r>
-          </w:p>
-        </w:tc>
-      </w:tr>
-      <w:tr>
-        <w:tc>
-          <w:tcPr>
-            <w:tcW w:type="dxa" w:w="3200"/>
-            <w:shd w:fill="F2F2F2" w:val="clear"/>
-          </w:tcPr>
-          <w:p>
-            <w:r>
-              <w:rPr>
-                <w:b/>
-                <w:bCs/>
-              </w:rPr>
-              <w:t xml:space="preserve">Adjacent-node peers</w:t>
-            </w:r>
-          </w:p>
-        </w:tc>
-        <w:tc>
-          <w:tcPr>
-            <w:tcW w:type="dxa" w:w="5800"/>
-          </w:tcPr>
-          <w:p>
-            <w:r>
-              <w:t xml:space="preserve">KPI Green Energy, Waaree Renewable Technologies, Oriana Power, Sterling &amp; Wilson Renewable</w:t>
+              <w:t xml:space="preserve">As of</w:t>
+            </w:r>
+          </w:p>
+        </w:tc>
+        <w:tc>
+          <w:tcPr>
+            <w:tcW w:type="dxa" w:w="5800"/>
+          </w:tcPr>
+          <w:p>
+            <w:r>
+              <w:t xml:space="preserve">2026-09-10</w:t>
+            </w:r>
+          </w:p>
+        </w:tc>
+      </w:tr>
+      <w:tr>
+        <w:tc>
+          <w:tcPr>
+            <w:tcW w:type="dxa" w:w="3200"/>
+            <w:shd w:fill="F2F2F2" w:val="clear"/>
+          </w:tcPr>
+          <w:p>
+            <w:r>
+              <w:rPr>
+                <w:b/>
+                <w:bCs/>
+              </w:rPr>
+              <w:t xml:space="preserve">Price / multiple</w:t>
+            </w:r>
+          </w:p>
+        </w:tc>
+        <w:tc>
+          <w:tcPr>
+            <w:tcW w:type="dxa" w:w="5800"/>
+          </w:tcPr>
+          <w:p>
+            <w:r>
+              <w:t xml:space="preserve">Rs 289 · 14.8x P/E</w:t>
+            </w:r>
+          </w:p>
+        </w:tc>
+      </w:tr>
+      <w:tr>
+        <w:tc>
+          <w:tcPr>
+            <w:tcW w:type="dxa" w:w="3200"/>
+            <w:shd w:fill="F2F2F2" w:val="clear"/>
+          </w:tcPr>
+          <w:p>
+            <w:r>
+              <w:rPr>
+                <w:b/>
+                <w:bCs/>
+              </w:rPr>
+              <w:t xml:space="preserve">Right valuation lens</w:t>
+            </w:r>
+          </w:p>
+        </w:tc>
+        <w:tc>
+          <w:tcPr>
+            <w:tcW w:type="dxa" w:w="5800"/>
+          </w:tcPr>
+          <w:p>
+            <w:r>
+              <w:t xml:space="preserve">P/E</w:t>
+            </w:r>
+          </w:p>
+        </w:tc>
+      </w:tr>
+      <w:tr>
+        <w:tc>
+          <w:tcPr>
+            <w:tcW w:type="dxa" w:w="3200"/>
+            <w:shd w:fill="F2F2F2" w:val="clear"/>
+          </w:tcPr>
+          <w:p>
+            <w:r>
+              <w:rPr>
+                <w:b/>
+                <w:bCs/>
+              </w:rPr>
+              <w:t xml:space="preserve">Price implies</w:t>
+            </w:r>
+          </w:p>
+        </w:tc>
+        <w:tc>
+          <w:tcPr>
+            <w:tcW w:type="dxa" w:w="5800"/>
+          </w:tcPr>
+          <w:p>
+            <w:r>
+              <w:t xml:space="preserve">~15x trailing on ~80% revenue growth and a 2.5x-revenue order book is undemanding on the growth rate; solar/telecom EPC contractors rarely sustain a multiple much above mid-to-high teens, so the exit multiple - not growth - is the binding assumption</w:t>
+            </w:r>
+          </w:p>
+        </w:tc>
+      </w:tr>
+      <w:tr>
+        <w:tc>
+          <w:tcPr>
+            <w:tcW w:type="dxa" w:w="3200"/>
+            <w:shd w:fill="F2F2F2" w:val="clear"/>
+          </w:tcPr>
+          <w:p>
+            <w:r>
+              <w:rPr>
+                <w:b/>
+                <w:bCs/>
+              </w:rPr>
+              <w:t xml:space="preserve">Our FY27</w:t>
+            </w:r>
+          </w:p>
+        </w:tc>
+        <w:tc>
+          <w:tcPr>
+            <w:tcW w:type="dxa" w:w="5800"/>
+          </w:tcPr>
+          <w:p>
+            <w:r>
+              <w:t xml:space="preserve">revenue ~Rs 4,300-4,800 Cr (+50-70% per guidance on the Rs 7,147 Cr order book), OPM ~11-12%, PAT ~Rs 290-340 Cr</w:t>
+            </w:r>
+          </w:p>
+        </w:tc>
+      </w:tr>
+      <w:tr>
+        <w:tc>
+          <w:tcPr>
+            <w:tcW w:type="dxa" w:w="3200"/>
+            <w:shd w:fill="F2F2F2" w:val="clear"/>
+          </w:tcPr>
+          <w:p>
+            <w:r>
+              <w:rPr>
+                <w:b/>
+                <w:bCs/>
+              </w:rPr>
+              <w:t xml:space="preserve">Our FY28</w:t>
+            </w:r>
+          </w:p>
+        </w:tc>
+        <w:tc>
+          <w:tcPr>
+            <w:tcW w:type="dxa" w:w="5800"/>
+          </w:tcPr>
+          <w:p>
+            <w:r>
+              <w:t xml:space="preserve">revenue ~Rs 6,000-6,800 Cr, PAT ~Rs 400-470 Cr</w:t>
+            </w:r>
+          </w:p>
+        </w:tc>
+      </w:tr>
+      <w:tr>
+        <w:tc>
+          <w:tcPr>
+            <w:tcW w:type="dxa" w:w="3200"/>
+            <w:shd w:fill="F2F2F2" w:val="clear"/>
+          </w:tcPr>
+          <w:p>
+            <w:r>
+              <w:rPr>
+                <w:b/>
+                <w:bCs/>
+              </w:rPr>
+              <w:t xml:space="preserve">Gap direction</w:t>
+            </w:r>
+          </w:p>
+        </w:tc>
+        <w:tc>
+          <w:tcPr>
+            <w:tcW w:type="dxa" w:w="5800"/>
+          </w:tcPr>
+          <w:p>
+            <w:r>
+              <w:t xml:space="preserve">underestimated</w:t>
+            </w:r>
+          </w:p>
+        </w:tc>
+      </w:tr>
+      <w:tr>
+        <w:tc>
+          <w:tcPr>
+            <w:tcW w:type="dxa" w:w="3200"/>
+            <w:shd w:fill="F2F2F2" w:val="clear"/>
+          </w:tcPr>
+          <w:p>
+            <w:r>
+              <w:rPr>
+                <w:b/>
+                <w:bCs/>
+              </w:rPr>
+              <w:t xml:space="preserve">Gap type</w:t>
+            </w:r>
+          </w:p>
+        </w:tc>
+        <w:tc>
+          <w:tcPr>
+            <w:tcW w:type="dxa" w:w="5800"/>
+          </w:tcPr>
+          <w:p>
+            <w:r>
+              <w:t xml:space="preserve">duration</w:t>
+            </w:r>
+          </w:p>
+        </w:tc>
+      </w:tr>
+      <w:tr>
+        <w:tc>
+          <w:tcPr>
+            <w:tcW w:type="dxa" w:w="3200"/>
+            <w:shd w:fill="F2F2F2" w:val="clear"/>
+          </w:tcPr>
+          <w:p>
+            <w:r>
+              <w:rPr>
+                <w:b/>
+                <w:bCs/>
+              </w:rPr>
+              <w:t xml:space="preserve">Gap magnitude</w:t>
+            </w:r>
+          </w:p>
+        </w:tc>
+        <w:tc>
+          <w:tcPr>
+            <w:tcW w:type="dxa" w:w="5800"/>
+          </w:tcPr>
+          <w:p>
+            <w:r>
+              <w:t xml:space="preserve">50% (our FY28 PAT vs implied)</w:t>
+            </w:r>
+          </w:p>
+        </w:tc>
+      </w:tr>
+      <w:tr>
+        <w:tc>
+          <w:tcPr>
+            <w:tcW w:type="dxa" w:w="3200"/>
+            <w:shd w:fill="F2F2F2" w:val="clear"/>
+          </w:tcPr>
+          <w:p>
+            <w:r>
+              <w:rPr>
+                <w:b/>
+                <w:bCs/>
+              </w:rPr>
+              <w:t xml:space="preserve">Gap basis</w:t>
+            </w:r>
+          </w:p>
+        </w:tc>
+        <w:tc>
+          <w:tcPr>
+            <w:tcW w:type="dxa" w:w="5800"/>
+          </w:tcPr>
+          <w:p>
+            <w:r>
+              <w:t xml:space="preserve">~15x P/E on FY26 PAT ~Rs 195 Cr with ~80% revenue growth, ~39% ROCE and a Rs 7,147 Cr order book. Our FY28 PAT ~50% above what a flat ~15x on ~20% assumed growth implies - near-term growth is under-priced, though the EPC re-rating ceiling caps the upside multiple.</w:t>
+            </w:r>
+          </w:p>
+        </w:tc>
+      </w:tr>
+      <w:tr>
+        <w:tc>
+          <w:tcPr>
+            <w:tcW w:type="dxa" w:w="3200"/>
+            <w:shd w:fill="F2F2F2" w:val="clear"/>
+          </w:tcPr>
+          <w:p>
+            <w:r>
+              <w:rPr>
+                <w:b/>
+                <w:bCs/>
+              </w:rPr>
+              <w:t xml:space="preserve">Evidence quality</w:t>
+            </w:r>
+          </w:p>
+        </w:tc>
+        <w:tc>
+          <w:tcPr>
+            <w:tcW w:type="dxa" w:w="5800"/>
+          </w:tcPr>
+          <w:p>
+            <w:r>
+              <w:t xml:space="preserve">moderate</w:t>
             </w:r>
           </w:p>
         </w:tc>
@@ -476,16 +638,42 @@
       </w:pPr>
       <w:r>
         <w:rPr>
+          <w:i/>
+          <w:iCs/>
+          <w:color w:val="666666"/>
+          <w:sz w:val="16"/>
+          <w:szCs w:val="16"/>
+        </w:rPr>
+        <w:t xml:space="preserve">no broker consensus; implied path is a reverse-P/E estimate + screener.in forward figures + VP thread view</w:t>
+      </w:r>
+    </w:p>
+    <w:p>
+      <w:pPr>
+        <w:pStyle w:val="Heading1"/>
+        <w:spacing w:after="120" w:before="280"/>
+      </w:pPr>
+      <w:r>
+        <w:t xml:space="preserve">Ishmohit-Lens Checks (value chain · earnings quality · growth trajectory · management · quality metrics · track record · global-signal check)</w:t>
+      </w:r>
+    </w:p>
+    <w:p>
+      <w:pPr>
+        <w:spacing w:after="120"/>
+      </w:pPr>
+      <w:r>
+        <w:rPr>
+          <w:i/>
+          <w:iCs/>
           <w:color w:val="666666"/>
           <w:sz w:val="18"/>
           <w:szCs w:val="18"/>
         </w:rPr>
-        <w:t xml:space="preserve">Renewable EPC is scaling fast on India's solar + BESS build-out (order books at 5+ GWp are common now). Overlaps the priority-2 EV/BESS theme. Value accrues to whoever holds execution reliability and balance-sheet capacity; pricing power is limited and the layer is 'adding'.</w:t>
-      </w:r>
-    </w:p>
-    <w:p>
-      <w:pPr>
-        <w:spacing w:after="60" w:before="120"/>
+        <w:t xml:space="preserve">Extra checks drawn from @ishmohit1 / SOIC methodology (playbook/ishmohit-soic-style.md): where the company sits in its value chain and what the supply side is doing, whether a margin/PAT inflection is structural or a cyclical peak, the rate-of-change of growth vs. what the multiple demands, and management quality as a positive attribute.</w:t>
+      </w:r>
+    </w:p>
+    <w:p>
+      <w:pPr>
+        <w:spacing w:after="120"/>
       </w:pPr>
       <w:r>
         <w:rPr>
@@ -494,6 +682,185 @@
           <w:sz w:val="20"/>
           <w:szCs w:val="20"/>
         </w:rPr>
+        <w:t xml:space="preserve">Value chain &amp; supply side:</w:t>
+      </w:r>
+    </w:p>
+    <w:tbl>
+      <w:tblPr>
+        <w:tblW w:type="dxa" w:w="9000"/>
+        <w:tblBorders>
+          <w:top w:val="single" w:color="auto" w:sz="4"/>
+          <w:left w:val="single" w:color="auto" w:sz="4"/>
+          <w:bottom w:val="single" w:color="auto" w:sz="4"/>
+          <w:right w:val="single" w:color="auto" w:sz="4"/>
+          <w:insideH w:val="single" w:color="auto" w:sz="4"/>
+          <w:insideV w:val="single" w:color="auto" w:sz="4"/>
+        </w:tblBorders>
+      </w:tblPr>
+      <w:tblGrid>
+        <w:gridCol w:w="3200"/>
+        <w:gridCol w:w="5800"/>
+      </w:tblGrid>
+      <w:tr>
+        <w:tc>
+          <w:tcPr>
+            <w:tcW w:type="dxa" w:w="3200"/>
+            <w:shd w:fill="F2F2F2" w:val="clear"/>
+          </w:tcPr>
+          <w:p>
+            <w:r>
+              <w:rPr>
+                <w:b/>
+                <w:bCs/>
+              </w:rPr>
+              <w:t xml:space="preserve">Theme</w:t>
+            </w:r>
+          </w:p>
+        </w:tc>
+        <w:tc>
+          <w:tcPr>
+            <w:tcW w:type="dxa" w:w="5800"/>
+          </w:tcPr>
+          <w:p>
+            <w:r>
+              <w:t xml:space="preserve">Solar + BESS EPC / telecom infrastructure</w:t>
+            </w:r>
+          </w:p>
+        </w:tc>
+      </w:tr>
+      <w:tr>
+        <w:tc>
+          <w:tcPr>
+            <w:tcW w:type="dxa" w:w="3200"/>
+            <w:shd w:fill="F2F2F2" w:val="clear"/>
+          </w:tcPr>
+          <w:p>
+            <w:r>
+              <w:rPr>
+                <w:b/>
+                <w:bCs/>
+              </w:rPr>
+              <w:t xml:space="preserve">This company's position</w:t>
+            </w:r>
+          </w:p>
+        </w:tc>
+        <w:tc>
+          <w:tcPr>
+            <w:tcW w:type="dxa" w:w="5800"/>
+          </w:tcPr>
+          <w:p>
+            <w:r>
+              <w:t xml:space="preserve">EPC + O&amp;M contractor across solar (site development, installation, electrical, monitoring), BESS and telecom towers/OFC; also a small solar IPP (~1.3 GW cumulative commissioned)</w:t>
+            </w:r>
+          </w:p>
+        </w:tc>
+      </w:tr>
+      <w:tr>
+        <w:tc>
+          <w:tcPr>
+            <w:tcW w:type="dxa" w:w="3200"/>
+            <w:shd w:fill="F2F2F2" w:val="clear"/>
+          </w:tcPr>
+          <w:p>
+            <w:r>
+              <w:rPr>
+                <w:b/>
+                <w:bCs/>
+              </w:rPr>
+              <w:t xml:space="preserve">Bottleneck node (pricing power)</w:t>
+            </w:r>
+          </w:p>
+        </w:tc>
+        <w:tc>
+          <w:tcPr>
+            <w:tcW w:type="dxa" w:w="5800"/>
+          </w:tcPr>
+          <w:p>
+            <w:r>
+              <w:t xml:space="preserve">Execution bandwidth and working-capital funding; module / cell supply and financing sit outside the contractor</w:t>
+            </w:r>
+          </w:p>
+        </w:tc>
+      </w:tr>
+      <w:tr>
+        <w:tc>
+          <w:tcPr>
+            <w:tcW w:type="dxa" w:w="3200"/>
+            <w:shd w:fill="F2F2F2" w:val="clear"/>
+          </w:tcPr>
+          <w:p>
+            <w:r>
+              <w:rPr>
+                <w:b/>
+                <w:bCs/>
+              </w:rPr>
+              <w:t xml:space="preserve">Supply-side status</w:t>
+            </w:r>
+          </w:p>
+        </w:tc>
+        <w:tc>
+          <w:tcPr>
+            <w:tcW w:type="dxa" w:w="5800"/>
+          </w:tcPr>
+          <w:p>
+            <w:r>
+              <w:t xml:space="preserve">adding</w:t>
+            </w:r>
+          </w:p>
+        </w:tc>
+      </w:tr>
+      <w:tr>
+        <w:tc>
+          <w:tcPr>
+            <w:tcW w:type="dxa" w:w="3200"/>
+            <w:shd w:fill="F2F2F2" w:val="clear"/>
+          </w:tcPr>
+          <w:p>
+            <w:r>
+              <w:rPr>
+                <w:b/>
+                <w:bCs/>
+              </w:rPr>
+              <w:t xml:space="preserve">Adjacent-node peers</w:t>
+            </w:r>
+          </w:p>
+        </w:tc>
+        <w:tc>
+          <w:tcPr>
+            <w:tcW w:type="dxa" w:w="5800"/>
+          </w:tcPr>
+          <w:p>
+            <w:r>
+              <w:t xml:space="preserve">KPI Green Energy, Waaree Renewable Technologies, Oriana Power, Sterling &amp; Wilson Renewable</w:t>
+            </w:r>
+          </w:p>
+        </w:tc>
+      </w:tr>
+    </w:tbl>
+    <w:p>
+      <w:pPr>
+        <w:spacing w:after="120"/>
+      </w:pPr>
+      <w:r>
+        <w:rPr>
+          <w:color w:val="666666"/>
+          <w:sz w:val="18"/>
+          <w:szCs w:val="18"/>
+        </w:rPr>
+        <w:t xml:space="preserve">Renewable EPC is scaling fast on India's solar + BESS build-out (order books at 5+ GWp are common now). Overlaps the priority-2 EV/BESS theme. Value accrues to whoever holds execution reliability and balance-sheet capacity; pricing power is limited and the layer is 'adding'.</w:t>
+      </w:r>
+    </w:p>
+    <w:p>
+      <w:pPr>
+        <w:spacing w:after="60" w:before="120"/>
+      </w:pPr>
+      <w:r>
+        <w:rPr>
+          <w:b/>
+          <w:bCs/>
+          <w:sz w:val="20"/>
+          <w:szCs w:val="20"/>
+        </w:rPr>
         <w:t xml:space="preserve">Growth trajectory: </w:t>
       </w:r>
       <w:r>
@@ -530,6 +897,233 @@
           <w:szCs w:val="18"/>
         </w:rPr>
         <w:t xml:space="preserve">Reverse P/E: ~15x trailing with ~80% growth and 2.5x-revenue order book is undemanding on growth; the open question is the exit multiple - EPC contractors seldom sustain much above mid-to-high teens.</w:t>
+      </w:r>
+    </w:p>
+    <w:p>
+      <w:pPr>
+        <w:spacing w:after="120"/>
+      </w:pPr>
+      <w:r>
+        <w:rPr>
+          <w:b/>
+          <w:bCs/>
+          <w:sz w:val="20"/>
+          <w:szCs w:val="20"/>
+        </w:rPr>
+        <w:t xml:space="preserve">Quality metrics (ROCE · debt · FCF · margin · capex):</w:t>
+      </w:r>
+    </w:p>
+    <w:tbl>
+      <w:tblPr>
+        <w:tblW w:type="dxa" w:w="9000"/>
+        <w:tblBorders>
+          <w:top w:val="single" w:color="auto" w:sz="4"/>
+          <w:left w:val="single" w:color="auto" w:sz="4"/>
+          <w:bottom w:val="single" w:color="auto" w:sz="4"/>
+          <w:right w:val="single" w:color="auto" w:sz="4"/>
+          <w:insideH w:val="single" w:color="auto" w:sz="4"/>
+          <w:insideV w:val="single" w:color="auto" w:sz="4"/>
+        </w:tblBorders>
+      </w:tblPr>
+      <w:tblGrid>
+        <w:gridCol w:w="3200"/>
+        <w:gridCol w:w="5800"/>
+      </w:tblGrid>
+      <w:tr>
+        <w:tc>
+          <w:tcPr>
+            <w:tcW w:type="dxa" w:w="3200"/>
+            <w:shd w:fill="F2F2F2" w:val="clear"/>
+          </w:tcPr>
+          <w:p>
+            <w:r>
+              <w:rPr>
+                <w:b/>
+                <w:bCs/>
+              </w:rPr>
+              <w:t xml:space="preserve">Assessment</w:t>
+            </w:r>
+          </w:p>
+        </w:tc>
+        <w:tc>
+          <w:tcPr>
+            <w:tcW w:type="dxa" w:w="5800"/>
+          </w:tcPr>
+          <w:p>
+            <w:r>
+              <w:t xml:space="preserve">positive</w:t>
+            </w:r>
+          </w:p>
+        </w:tc>
+      </w:tr>
+      <w:tr>
+        <w:tc>
+          <w:tcPr>
+            <w:tcW w:type="dxa" w:w="3200"/>
+            <w:shd w:fill="F2F2F2" w:val="clear"/>
+          </w:tcPr>
+          <w:p>
+            <w:r>
+              <w:rPr>
+                <w:b/>
+                <w:bCs/>
+              </w:rPr>
+              <w:t xml:space="preserve">ROCE</w:t>
+            </w:r>
+          </w:p>
+        </w:tc>
+        <w:tc>
+          <w:tcPr>
+            <w:tcW w:type="dxa" w:w="5800"/>
+          </w:tcPr>
+          <w:p>
+            <w:r>
+              <w:t xml:space="preserve">39% (improving)</w:t>
+            </w:r>
+          </w:p>
+        </w:tc>
+      </w:tr>
+      <w:tr>
+        <w:tc>
+          <w:tcPr>
+            <w:tcW w:type="dxa" w:w="3200"/>
+            <w:shd w:fill="F2F2F2" w:val="clear"/>
+          </w:tcPr>
+          <w:p>
+            <w:r>
+              <w:rPr>
+                <w:b/>
+                <w:bCs/>
+              </w:rPr>
+              <w:t xml:space="preserve">Leverage</w:t>
+            </w:r>
+          </w:p>
+        </w:tc>
+        <w:tc>
+          <w:tcPr>
+            <w:tcW w:type="dxa" w:w="5800"/>
+          </w:tcPr>
+          <w:p>
+            <w:r>
+              <w:t xml:space="preserve">Net debt/EBITDA 0.8x</w:t>
+            </w:r>
+          </w:p>
+        </w:tc>
+      </w:tr>
+      <w:tr>
+        <w:tc>
+          <w:tcPr>
+            <w:tcW w:type="dxa" w:w="3200"/>
+            <w:shd w:fill="F2F2F2" w:val="clear"/>
+          </w:tcPr>
+          <w:p>
+            <w:r>
+              <w:rPr>
+                <w:b/>
+                <w:bCs/>
+              </w:rPr>
+              <w:t xml:space="preserve">FCF conversion</w:t>
+            </w:r>
+          </w:p>
+        </w:tc>
+        <w:tc>
+          <w:tcPr>
+            <w:tcW w:type="dxa" w:w="5800"/>
+          </w:tcPr>
+          <w:p>
+            <w:r>
+              <w:t xml:space="preserve">5%</w:t>
+            </w:r>
+          </w:p>
+        </w:tc>
+      </w:tr>
+      <w:tr>
+        <w:tc>
+          <w:tcPr>
+            <w:tcW w:type="dxa" w:w="3200"/>
+            <w:shd w:fill="F2F2F2" w:val="clear"/>
+          </w:tcPr>
+          <w:p>
+            <w:r>
+              <w:rPr>
+                <w:b/>
+                <w:bCs/>
+              </w:rPr>
+              <w:t xml:space="preserve">Margin trend</w:t>
+            </w:r>
+          </w:p>
+        </w:tc>
+        <w:tc>
+          <w:tcPr>
+            <w:tcW w:type="dxa" w:w="5800"/>
+          </w:tcPr>
+          <w:p>
+            <w:r>
+              <w:t xml:space="preserve">expanding</w:t>
+            </w:r>
+          </w:p>
+        </w:tc>
+      </w:tr>
+      <w:tr>
+        <w:tc>
+          <w:tcPr>
+            <w:tcW w:type="dxa" w:w="3200"/>
+            <w:shd w:fill="F2F2F2" w:val="clear"/>
+          </w:tcPr>
+          <w:p>
+            <w:r>
+              <w:rPr>
+                <w:b/>
+                <w:bCs/>
+              </w:rPr>
+              <w:t xml:space="preserve">Capex efficiency</w:t>
+            </w:r>
+          </w:p>
+        </w:tc>
+        <w:tc>
+          <w:tcPr>
+            <w:tcW w:type="dxa" w:w="5800"/>
+          </w:tcPr>
+          <w:p>
+            <w:r>
+              <w:t xml:space="preserve">productive</w:t>
+            </w:r>
+          </w:p>
+        </w:tc>
+      </w:tr>
+    </w:tbl>
+    <w:p>
+      <w:pPr>
+        <w:spacing w:after="60" w:before="120"/>
+      </w:pPr>
+      <w:r>
+        <w:rPr>
+          <w:b/>
+          <w:bCs/>
+          <w:sz w:val="20"/>
+          <w:szCs w:val="20"/>
+        </w:rPr>
+        <w:t xml:space="preserve">Track record (Coffee Can persistence check): </w:t>
+      </w:r>
+      <w:r>
+        <w:rPr>
+          <w:sz w:val="20"/>
+          <w:szCs w:val="20"/>
+        </w:rPr>
+        <w:t xml:space="preserve">cleared revenue growth ≥10% AND ROCE ≥15% in 6 of the last 7 years (consistency_score 86)</w:t>
+      </w:r>
+    </w:p>
+    <w:p>
+      <w:pPr>
+        <w:spacing w:after="120"/>
+      </w:pPr>
+      <w:r>
+        <w:rPr>
+          <w:color w:val="666666"/>
+          <w:sz w:val="18"/>
+          <w:szCs w:val="18"/>
+        </w:rPr>
+        <w:t xml:space="preserve">FY20-FY26 screener (id 543971). Both revenue growth &gt;=10% AND ROCE &gt;=15% in the same FY: FY21, FY22, FY23, FY24, FY25, FY26 (ROCE 19-39%, growth 11-116%). Missed only FY20 (rev +2%). ROCE stepped up to ~39% from FY24 as the solar+telecom EPC ramp scaled.</w:t>
       </w:r>
     </w:p>
     <w:p>
@@ -768,6 +1362,34 @@
           <w:szCs w:val="24"/>
         </w:rPr>
         <w:t xml:space="preserve">10x-in-2-3-years</w:t>
+      </w:r>
+    </w:p>
+    <w:p>
+      <w:pPr>
+        <w:spacing w:after="120"/>
+      </w:pPr>
+      <w:r>
+        <w:rPr>
+          <w:color w:val="666666"/>
+          <w:sz w:val="20"/>
+          <w:szCs w:val="20"/>
+        </w:rPr>
+        <w:t xml:space="preserve">4-box gate — tailwind: weak · TAM: yes · moat: no · valuation: yes  (score 2.5 / 4)</w:t>
+      </w:r>
+    </w:p>
+    <w:p>
+      <w:pPr>
+        <w:spacing w:after="120"/>
+      </w:pPr>
+      <w:r>
+        <w:rPr>
+          <w:i/>
+          <w:iCs/>
+          <w:color w:val="666666"/>
+          <w:sz w:val="20"/>
+          <w:szCs w:val="20"/>
+        </w:rPr>
+        <w:t xml:space="preserve">Solar+BESS/telecom EPC capex cycle is real but value_chain explicitly notes pricing power is limited (supply side 'adding') — tailwind weak; Rs7,147cr order book (~2.5x FY26 revenue) + fresh NTPC REL award (Rs1,338cr) support tam; EPC contractors 'seldom sustain much above mid-to-high teens' P/E — moat no; ~15x earnings undemanding on ~80% growth — valuation yes. Thread is effectively empty — no independent scrutiny of margin durability.</w:t>
       </w:r>
     </w:p>
     <w:p>

--- a/projects/valuepickr-open-screen/docs/Bondada Engineering.docx
+++ b/projects/valuepickr-open-screen/docs/Bondada Engineering.docx
@@ -286,7 +286,7 @@
         <w:spacing w:after="120" w:before="280"/>
       </w:pPr>
       <w:r>
-        <w:t xml:space="preserve">Guidance &amp; Expectation Gap</w:t>
+        <w:t xml:space="preserve">Deep-Dive: Primary Documents (Annual Reports, Quarterly Results, Exchange Filings)</w:t>
       </w:r>
     </w:p>
     <w:p>
@@ -301,7 +301,1086 @@
           <w:sz w:val="18"/>
           <w:szCs w:val="18"/>
         </w:rPr>
+        <w:t xml:space="preserve">Pass 1 — 2026-09-12. Built from the company's own filings (3 years of annual reports, ~4 quarters of results/concalls, and 6 months of BSE/NSE announcements), read via the web — a deeper layer than the forum-sentiment read below.</w:t>
+      </w:r>
+    </w:p>
+    <w:p>
+      <w:pPr>
+        <w:spacing w:after="120"/>
+      </w:pPr>
+      <w:r>
+        <w:rPr>
+          <w:b/>
+          <w:bCs/>
+          <w:sz w:val="20"/>
+          <w:szCs w:val="20"/>
+        </w:rPr>
+        <w:t xml:space="preserve">Sources reviewed this pass:</w:t>
+      </w:r>
+    </w:p>
+    <w:p>
+      <w:pPr>
+        <w:pStyle w:val="ListParagraph"/>
+        <w:numPr>
+          <w:ilvl w:val="0"/>
+          <w:numId w:val="1"/>
+        </w:numPr>
+        <w:spacing w:after="60"/>
+      </w:pPr>
+      <w:r>
+        <w:t xml:space="preserve">Q1 FY27 results + concall (Aug 2026)</w:t>
+      </w:r>
+    </w:p>
+    <w:p>
+      <w:pPr>
+        <w:pStyle w:val="ListParagraph"/>
+        <w:numPr>
+          <w:ilvl w:val="0"/>
+          <w:numId w:val="1"/>
+        </w:numPr>
+        <w:spacing w:after="60"/>
+      </w:pPr>
+      <w:r>
+        <w:t xml:space="preserve">14th AGM (2026-08-21) resolutions — RPT, borrowing limit, dividend</w:t>
+      </w:r>
+    </w:p>
+    <w:p>
+      <w:pPr>
+        <w:pStyle w:val="ListParagraph"/>
+        <w:numPr>
+          <w:ilvl w:val="0"/>
+          <w:numId w:val="1"/>
+        </w:numPr>
+        <w:spacing w:after="60"/>
+      </w:pPr>
+      <w:r>
+        <w:t xml:space="preserve">6mo BSE announcements — Rs 816 Cr NTPC BOS order, KCS Engineering acquisition</w:t>
+      </w:r>
+    </w:p>
+    <w:p>
+      <w:pPr>
+        <w:spacing w:after="120"/>
+      </w:pPr>
+      <w:r>
+        <w:rPr>
+          <w:b/>
+          <w:bCs/>
+          <w:sz w:val="20"/>
+          <w:szCs w:val="20"/>
+        </w:rPr>
+        <w:t xml:space="preserve">Annual-report findings (3-year view):</w:t>
+      </w:r>
+    </w:p>
+    <w:p>
+      <w:pPr>
+        <w:pStyle w:val="ListParagraph"/>
+        <w:numPr>
+          <w:ilvl w:val="0"/>
+          <w:numId w:val="1"/>
+        </w:numPr>
+        <w:spacing w:after="60"/>
+      </w:pPr>
+      <w:r>
+        <w:t xml:space="preserve">FY26: revenue Rs 2,843 Cr (from Rs 1,571 Cr FY25), PAT Rs 211 Cr, debt/equity 0.43, promoter holding 61.52% with 0% pledge (no pledge risk found)</w:t>
+      </w:r>
+    </w:p>
+    <w:p>
+      <w:pPr>
+        <w:pStyle w:val="ListParagraph"/>
+        <w:numPr>
+          <w:ilvl w:val="0"/>
+          <w:numId w:val="1"/>
+        </w:numPr>
+        <w:spacing w:after="60"/>
+      </w:pPr>
+      <w:r>
+        <w:t xml:space="preserve">14th AGM (2026-08-21): shareholders approved raising the board's borrowing limit to Rs 10,000 Cr under Sec 180(1)(c) — a large jump relative to ~Rs 3,182 Cr market cap and ~Rs 2,843 Cr revenue; standard-form authorization but the scale warrants monitoring for an actual large debt raise</w:t>
+      </w:r>
+    </w:p>
+    <w:p>
+      <w:pPr>
+        <w:pStyle w:val="ListParagraph"/>
+        <w:numPr>
+          <w:ilvl w:val="0"/>
+          <w:numId w:val="1"/>
+        </w:numPr>
+        <w:spacing w:after="60"/>
+      </w:pPr>
+      <w:r>
+        <w:t xml:space="preserve">The AGM's related-party-transaction resolution passed with only ~11.52% reported support/dissent figure in press coverage — the exact framing (for vs against) could not be confirmed from available sources this pass; flagged as an open question given the empty VP thread provides no independent scrutiny</w:t>
+      </w:r>
+    </w:p>
+    <w:p>
+      <w:pPr>
+        <w:pStyle w:val="ListParagraph"/>
+        <w:numPr>
+          <w:ilvl w:val="0"/>
+          <w:numId w:val="1"/>
+        </w:numPr>
+        <w:spacing w:after="60"/>
+      </w:pPr>
+      <w:r>
+        <w:t xml:space="preserve">Bondada Dynamics (subsidiary) acquired 75% of KCS Engineering Solutions (defence/aerospace, DRDO/ISRO/BEL-linked clientele) — company explicitly stated this is NOT a related-party transaction and no promoter-group interest exists in orders awarded to KCS</w:t>
+      </w:r>
+    </w:p>
+    <w:p>
+      <w:pPr>
+        <w:spacing w:after="120"/>
+      </w:pPr>
+      <w:r>
+        <w:rPr>
+          <w:b/>
+          <w:bCs/>
+          <w:sz w:val="20"/>
+          <w:szCs w:val="20"/>
+        </w:rPr>
+        <w:t xml:space="preserve">Quarterly trend (last ~4 quarters + concall commentary):</w:t>
+      </w:r>
+    </w:p>
+    <w:p>
+      <w:pPr>
+        <w:pStyle w:val="ListParagraph"/>
+        <w:numPr>
+          <w:ilvl w:val="0"/>
+          <w:numId w:val="1"/>
+        </w:numPr>
+        <w:spacing w:after="60"/>
+      </w:pPr>
+      <w:r>
+        <w:t xml:space="preserve">Q1 FY27: consolidated revenue +23.98% YoY to Rs 691.65 Cr, PAT +38.23% to Rs 52.89 Cr, PBT +26.89%</w:t>
+      </w:r>
+    </w:p>
+    <w:p>
+      <w:pPr>
+        <w:pStyle w:val="ListParagraph"/>
+        <w:numPr>
+          <w:ilvl w:val="0"/>
+          <w:numId w:val="1"/>
+        </w:numPr>
+        <w:spacing w:after="60"/>
+      </w:pPr>
+      <w:r>
+        <w:t xml:space="preserve">Segment mix: EPC +25.43% YoY (Rs 600.25 Cr), Services +39.39% (Rs 50.21 Cr), Products -4.78% (Rs 41.19 Cr)</w:t>
+      </w:r>
+    </w:p>
+    <w:p>
+      <w:pPr>
+        <w:pStyle w:val="ListParagraph"/>
+        <w:numPr>
+          <w:ilvl w:val="0"/>
+          <w:numId w:val="1"/>
+        </w:numPr>
+        <w:spacing w:after="60"/>
+      </w:pPr>
+      <w:r>
+        <w:t xml:space="preserve">Management guided an explicit long-term target of 11-12% EBITDA margin / 7% PAT margin for FY27 — a ceiling-setting guidance consistent with the EPC-multiple-ceiling caveat already in the thesis</w:t>
+      </w:r>
+    </w:p>
+    <w:p>
+      <w:pPr>
+        <w:pStyle w:val="ListParagraph"/>
+        <w:numPr>
+          <w:ilvl w:val="0"/>
+          <w:numId w:val="1"/>
+        </w:numPr>
+        <w:spacing w:after="60"/>
+      </w:pPr>
+      <w:r>
+        <w:t xml:space="preserve">Market reacted negatively (-3%) to the fresh Rs 816 Cr NTPC BOS order (600 MW Rajasthan solar), citing margin worries on Balance-of-System scope specifically — a live signal that not all new order intake is equally accretive</w:t>
+      </w:r>
+    </w:p>
+    <w:p>
+      <w:pPr>
+        <w:spacing w:after="120"/>
+      </w:pPr>
+      <w:r>
+        <w:rPr>
+          <w:b/>
+          <w:bCs/>
+          <w:sz w:val="20"/>
+          <w:szCs w:val="20"/>
+        </w:rPr>
+        <w:t xml:space="preserve">Exchange announcements (last 6 months):</w:t>
+      </w:r>
+    </w:p>
+    <w:p>
+      <w:pPr>
+        <w:pStyle w:val="ListParagraph"/>
+        <w:numPr>
+          <w:ilvl w:val="0"/>
+          <w:numId w:val="1"/>
+        </w:numPr>
+        <w:spacing w:after="60"/>
+      </w:pPr>
+      <w:r>
+        <w:t xml:space="preserve">2026-06-17: Rs 1,338 Cr NTPC REL solar+BESS award (already known)</w:t>
+      </w:r>
+    </w:p>
+    <w:p>
+      <w:pPr>
+        <w:pStyle w:val="ListParagraph"/>
+        <w:numPr>
+          <w:ilvl w:val="0"/>
+          <w:numId w:val="1"/>
+        </w:numPr>
+        <w:spacing w:after="60"/>
+      </w:pPr>
+      <w:r>
+        <w:t xml:space="preserve">2026-07-30: Bondada Dynamics to acquire 75% of KCS Engineering Solutions (defence/aerospace) — new segment entry</w:t>
+      </w:r>
+    </w:p>
+    <w:p>
+      <w:pPr>
+        <w:pStyle w:val="ListParagraph"/>
+        <w:numPr>
+          <w:ilvl w:val="0"/>
+          <w:numId w:val="1"/>
+        </w:numPr>
+        <w:spacing w:after="60"/>
+      </w:pPr>
+      <w:r>
+        <w:t xml:space="preserve">2026-08 (exact date unclear): Rs 816 Cr NTPC Green Energy BOS order for 600 MW Rajasthan solar, 16-month execution — stock fell ~3% on margin concerns</w:t>
+      </w:r>
+    </w:p>
+    <w:p>
+      <w:pPr>
+        <w:pStyle w:val="ListParagraph"/>
+        <w:numPr>
+          <w:ilvl w:val="0"/>
+          <w:numId w:val="1"/>
+        </w:numPr>
+        <w:spacing w:after="60"/>
+      </w:pPr>
+      <w:r>
+        <w:t xml:space="preserve">2026-08-21: 14th AGM — FY26 accounts adopted, dividend declared, borrowing limit raised to Rs 10,000 Cr, RPT resolution passed with a notably high reported dissent/support figure (~11.52%)</w:t>
+      </w:r>
+    </w:p>
+    <w:p>
+      <w:pPr>
+        <w:spacing w:after="120"/>
+      </w:pPr>
+      <w:r>
+        <w:rPr>
+          <w:b/>
+          <w:bCs/>
+          <w:sz w:val="20"/>
+          <w:szCs w:val="20"/>
+        </w:rPr>
+        <w:t xml:space="preserve">Key new facts vs. the prior write-up:</w:t>
+      </w:r>
+    </w:p>
+    <w:p>
+      <w:pPr>
+        <w:pStyle w:val="ListParagraph"/>
+        <w:numPr>
+          <w:ilvl w:val="0"/>
+          <w:numId w:val="1"/>
+        </w:numPr>
+        <w:spacing w:after="60"/>
+      </w:pPr>
+      <w:r>
+        <w:t xml:space="preserve">Q1 FY27 confirms the growth and margin trajectory are intact (+24% revenue, +38% PAT, EPC segment leading)</w:t>
+      </w:r>
+    </w:p>
+    <w:p>
+      <w:pPr>
+        <w:pStyle w:val="ListParagraph"/>
+        <w:numPr>
+          <w:ilvl w:val="0"/>
+          <w:numId w:val="1"/>
+        </w:numPr>
+        <w:spacing w:after="60"/>
+      </w:pPr>
+      <w:r>
+        <w:t xml:space="preserve">A large Rs 10,000 Cr borrowing-limit approval and an unusually contested RPT resolution at the FY26 AGM are new governance-adjacent data points not previously assessed — neither is confirmed as a hard red flag, but both warrant a closer look than the prior pass gave the (still-empty) VP thread</w:t>
+      </w:r>
+    </w:p>
+    <w:p>
+      <w:pPr>
+        <w:pStyle w:val="ListParagraph"/>
+        <w:numPr>
+          <w:ilvl w:val="0"/>
+          <w:numId w:val="1"/>
+        </w:numPr>
+        <w:spacing w:after="60"/>
+      </w:pPr>
+      <w:r>
+        <w:t xml:space="preserve">The market itself is now discriminating between order types on margin quality (BOS-scope orders read as lower-margin) — a real-time confirmation of the EPC-margin-ceiling caveat already in the thesis</w:t>
+      </w:r>
+    </w:p>
+    <w:p>
+      <w:pPr>
+        <w:pStyle w:val="ListParagraph"/>
+        <w:numPr>
+          <w:ilvl w:val="0"/>
+          <w:numId w:val="1"/>
+        </w:numPr>
+        <w:spacing w:after="60"/>
+      </w:pPr>
+      <w:r>
+        <w:t xml:space="preserve">Defence/aerospace diversification via KCS Engineering is a new growth vector beyond solar/BESS/telecom, expanding the TAM but also execution scope</w:t>
+      </w:r>
+    </w:p>
+    <w:p>
+      <w:pPr>
+        <w:spacing w:after="120"/>
+      </w:pPr>
+      <w:r>
+        <w:rPr>
+          <w:b/>
+          <w:bCs/>
+          <w:sz w:val="20"/>
+          <w:szCs w:val="20"/>
+        </w:rPr>
+        <w:t xml:space="preserve">Open questions / what to watch:</w:t>
+      </w:r>
+    </w:p>
+    <w:p>
+      <w:pPr>
+        <w:pStyle w:val="ListParagraph"/>
+        <w:numPr>
+          <w:ilvl w:val="0"/>
+          <w:numId w:val="1"/>
+        </w:numPr>
+        <w:spacing w:after="60"/>
+      </w:pPr>
+      <w:r>
+        <w:t xml:space="preserve">Exact nature and beneficiary of the RPT resolution voted on at the FY26 AGM — press coverage gives a bare percentage without clarifying for/against or transaction detail</w:t>
+      </w:r>
+    </w:p>
+    <w:p>
+      <w:pPr>
+        <w:pStyle w:val="ListParagraph"/>
+        <w:numPr>
+          <w:ilvl w:val="0"/>
+          <w:numId w:val="1"/>
+        </w:numPr>
+        <w:spacing w:after="60"/>
+      </w:pPr>
+      <w:r>
+        <w:t xml:space="preserve">Whether the Rs 10,000 Cr borrowing limit reflects an imminent large debt-funded expansion or is routine board-flexibility authorization (common in India for fast-growing EPC names)</w:t>
+      </w:r>
+    </w:p>
+    <w:p>
+      <w:pPr>
+        <w:pStyle w:val="ListParagraph"/>
+        <w:numPr>
+          <w:ilvl w:val="0"/>
+          <w:numId w:val="1"/>
+        </w:numPr>
+        <w:spacing w:after="60"/>
+      </w:pPr>
+      <w:r>
+        <w:t xml:space="preserve">Margin trajectory on the BOS-scope NTPC order vs the company's blended 11-12% EBITDA guidance</w:t>
+      </w:r>
+    </w:p>
+    <w:p>
+      <w:pPr>
+        <w:spacing w:after="120" w:before="120"/>
+      </w:pPr>
+      <w:r>
+        <w:rPr>
+          <w:b/>
+          <w:bCs/>
+          <w:sz w:val="20"/>
+          <w:szCs w:val="20"/>
+        </w:rPr>
+        <w:t xml:space="preserve">Conviction impact: </w:t>
+      </w:r>
+      <w:r>
+        <w:rPr>
+          <w:sz w:val="20"/>
+          <w:szCs w:val="20"/>
+        </w:rPr>
+        <w:t xml:space="preserve">Low-Medium -&gt; Low-Medium. Q1 FY27 fundamentals (revenue +24%, PAT +38%) keep the growth thesis intact and support the existing 'unconfirmed 10x' framing, but two new governance-adjacent flags (the Rs 10,000 Cr borrowing-limit approval and the contested RPT vote) plus a live market signal on order-margin quality reinforce rather than resolve the empty-thread/execution-risk caveat already priced into the Low-Medium rating. Not enough to declare a red flag; enough to keep this firmly unconfirmed.</w:t>
+      </w:r>
+    </w:p>
+    <w:p>
+      <w:pPr>
+        <w:pStyle w:val="Heading1"/>
+        <w:spacing w:after="120" w:before="280"/>
+      </w:pPr>
+      <w:r>
+        <w:t xml:space="preserve">Guidance &amp; Expectation Gap</w:t>
+      </w:r>
+    </w:p>
+    <w:p>
+      <w:pPr>
+        <w:spacing w:after="120"/>
+      </w:pPr>
+      <w:r>
+        <w:rPr>
+          <w:i/>
+          <w:iCs/>
+          <w:color w:val="666666"/>
+          <w:sz w:val="18"/>
+          <w:szCs w:val="18"/>
+        </w:rPr>
         <w:t xml:space="preserve">Management guidance decoded into commitments, graded on the expectation → action → operational → commercial → financial ladder, then compared to what the current price appears to assume. Method: playbook/guidance-and-expectation-gap.md.</w:t>
+      </w:r>
+    </w:p>
+    <w:p>
+      <w:pPr>
+        <w:spacing w:after="120"/>
+      </w:pPr>
+      <w:r>
+        <w:rPr>
+          <w:b/>
+          <w:bCs/>
+          <w:sz w:val="20"/>
+          <w:szCs w:val="20"/>
+        </w:rPr>
+        <w:t xml:space="preserve">Commitment ladder (most-proven first):</w:t>
+      </w:r>
+    </w:p>
+    <w:tbl>
+      <w:tblPr>
+        <w:tblW w:type="dxa" w:w="9000"/>
+        <w:tblBorders>
+          <w:top w:val="single" w:color="auto" w:sz="4"/>
+          <w:left w:val="single" w:color="auto" w:sz="4"/>
+          <w:bottom w:val="single" w:color="auto" w:sz="4"/>
+          <w:right w:val="single" w:color="auto" w:sz="4"/>
+          <w:insideH w:val="single" w:color="auto" w:sz="4"/>
+          <w:insideV w:val="single" w:color="auto" w:sz="4"/>
+        </w:tblBorders>
+      </w:tblPr>
+      <w:tblGrid>
+        <w:gridCol w:w="1100"/>
+        <w:gridCol w:w="2600"/>
+        <w:gridCol w:w="2400"/>
+        <w:gridCol w:w="900"/>
+        <w:gridCol w:w="1200"/>
+        <w:gridCol w:w="800"/>
+      </w:tblGrid>
+      <w:tr>
+        <w:trPr>
+          <w:tblHeader/>
+        </w:trPr>
+        <w:tc>
+          <w:tcPr>
+            <w:tcW w:type="dxa" w:w="1100"/>
+            <w:shd w:fill="F2F2F2" w:val="clear"/>
+          </w:tcPr>
+          <w:p>
+            <w:r>
+              <w:rPr>
+                <w:b/>
+                <w:bCs/>
+                <w:sz w:val="18"/>
+                <w:szCs w:val="18"/>
+              </w:rPr>
+              <w:t xml:space="preserve">Area</w:t>
+            </w:r>
+          </w:p>
+        </w:tc>
+        <w:tc>
+          <w:tcPr>
+            <w:tcW w:type="dxa" w:w="2600"/>
+            <w:shd w:fill="F2F2F2" w:val="clear"/>
+          </w:tcPr>
+          <w:p>
+            <w:r>
+              <w:rPr>
+                <w:b/>
+                <w:bCs/>
+                <w:sz w:val="18"/>
+                <w:szCs w:val="18"/>
+              </w:rPr>
+              <w:t xml:space="preserve">Commitment</w:t>
+            </w:r>
+          </w:p>
+        </w:tc>
+        <w:tc>
+          <w:tcPr>
+            <w:tcW w:type="dxa" w:w="2400"/>
+            <w:shd w:fill="F2F2F2" w:val="clear"/>
+          </w:tcPr>
+          <w:p>
+            <w:r>
+              <w:rPr>
+                <w:b/>
+                <w:bCs/>
+                <w:sz w:val="18"/>
+                <w:szCs w:val="18"/>
+              </w:rPr>
+              <w:t xml:space="preserve">Specifics</w:t>
+            </w:r>
+          </w:p>
+        </w:tc>
+        <w:tc>
+          <w:tcPr>
+            <w:tcW w:type="dxa" w:w="900"/>
+            <w:shd w:fill="F2F2F2" w:val="clear"/>
+          </w:tcPr>
+          <w:p>
+            <w:r>
+              <w:rPr>
+                <w:b/>
+                <w:bCs/>
+                <w:sz w:val="18"/>
+                <w:szCs w:val="18"/>
+              </w:rPr>
+              <w:t xml:space="preserve">By when</w:t>
+            </w:r>
+          </w:p>
+        </w:tc>
+        <w:tc>
+          <w:tcPr>
+            <w:tcW w:type="dxa" w:w="1200"/>
+            <w:shd w:fill="F2F2F2" w:val="clear"/>
+          </w:tcPr>
+          <w:p>
+            <w:r>
+              <w:rPr>
+                <w:b/>
+                <w:bCs/>
+                <w:sz w:val="18"/>
+                <w:szCs w:val="18"/>
+              </w:rPr>
+              <w:t xml:space="preserve">Stage</w:t>
+            </w:r>
+          </w:p>
+        </w:tc>
+        <w:tc>
+          <w:tcPr>
+            <w:tcW w:type="dxa" w:w="800"/>
+            <w:shd w:fill="F2F2F2" w:val="clear"/>
+          </w:tcPr>
+          <w:p>
+            <w:r>
+              <w:rPr>
+                <w:b/>
+                <w:bCs/>
+                <w:sz w:val="18"/>
+                <w:szCs w:val="18"/>
+              </w:rPr>
+              <w:t xml:space="preserve">Thesis-critical</w:t>
+            </w:r>
+          </w:p>
+        </w:tc>
+      </w:tr>
+      <w:tr>
+        <w:tc>
+          <w:tcPr>
+            <w:tcW w:type="dxa" w:w="1100"/>
+          </w:tcPr>
+          <w:p>
+            <w:r>
+              <w:rPr>
+                <w:b w:val="false"/>
+                <w:bCs w:val="false"/>
+                <w:sz w:val="18"/>
+                <w:szCs w:val="18"/>
+              </w:rPr>
+              <w:t xml:space="preserve">orders</w:t>
+            </w:r>
+          </w:p>
+        </w:tc>
+        <w:tc>
+          <w:tcPr>
+            <w:tcW w:type="dxa" w:w="2600"/>
+          </w:tcPr>
+          <w:p>
+            <w:r>
+              <w:rPr>
+                <w:b w:val="false"/>
+                <w:bCs w:val="false"/>
+                <w:sz w:val="18"/>
+                <w:szCs w:val="18"/>
+              </w:rPr>
+              <w:t xml:space="preserve">Rs 7,147 Cr order book (Mar 2026) executing over 18-20 months</w:t>
+            </w:r>
+          </w:p>
+        </w:tc>
+        <w:tc>
+          <w:tcPr>
+            <w:tcW w:type="dxa" w:w="2400"/>
+          </w:tcPr>
+          <w:p>
+            <w:r>
+              <w:rPr>
+                <w:b w:val="false"/>
+                <w:bCs w:val="false"/>
+                <w:sz w:val="18"/>
+                <w:szCs w:val="18"/>
+              </w:rPr>
+              <w:t xml:space="preserve">~65% solar EPC, BESS + telecom + Kavach + emerging defence/aerospace</w:t>
+            </w:r>
+          </w:p>
+        </w:tc>
+        <w:tc>
+          <w:tcPr>
+            <w:tcW w:type="dxa" w:w="900"/>
+          </w:tcPr>
+          <w:p>
+            <w:r>
+              <w:rPr>
+                <w:b w:val="false"/>
+                <w:bCs w:val="false"/>
+                <w:sz w:val="18"/>
+                <w:szCs w:val="18"/>
+              </w:rPr>
+              <w:t xml:space="preserve">beyond</w:t>
+            </w:r>
+          </w:p>
+        </w:tc>
+        <w:tc>
+          <w:tcPr>
+            <w:tcW w:type="dxa" w:w="1200"/>
+          </w:tcPr>
+          <w:p>
+            <w:r>
+              <w:rPr>
+                <w:b w:val="false"/>
+                <w:bCs w:val="false"/>
+                <w:sz w:val="18"/>
+                <w:szCs w:val="18"/>
+              </w:rPr>
+              <w:t xml:space="preserve">commercial</w:t>
+            </w:r>
+          </w:p>
+        </w:tc>
+        <w:tc>
+          <w:tcPr>
+            <w:tcW w:type="dxa" w:w="800"/>
+          </w:tcPr>
+          <w:p>
+            <w:r>
+              <w:rPr>
+                <w:b w:val="false"/>
+                <w:bCs w:val="false"/>
+                <w:sz w:val="18"/>
+                <w:szCs w:val="18"/>
+              </w:rPr>
+              <w:t xml:space="preserve">yes</w:t>
+            </w:r>
+          </w:p>
+        </w:tc>
+      </w:tr>
+      <w:tr>
+        <w:tc>
+          <w:tcPr>
+            <w:tcW w:type="dxa" w:w="1100"/>
+          </w:tcPr>
+          <w:p>
+            <w:r>
+              <w:rPr>
+                <w:b w:val="false"/>
+                <w:bCs w:val="false"/>
+                <w:sz w:val="18"/>
+                <w:szCs w:val="18"/>
+              </w:rPr>
+              <w:t xml:space="preserve">margin</w:t>
+            </w:r>
+          </w:p>
+        </w:tc>
+        <w:tc>
+          <w:tcPr>
+            <w:tcW w:type="dxa" w:w="2600"/>
+          </w:tcPr>
+          <w:p>
+            <w:r>
+              <w:rPr>
+                <w:b w:val="false"/>
+                <w:bCs w:val="false"/>
+                <w:sz w:val="18"/>
+                <w:szCs w:val="18"/>
+              </w:rPr>
+              <w:t xml:space="preserve">Long-term guidance 11-12% EBITDA margin / 7% PAT margin for FY27</w:t>
+            </w:r>
+          </w:p>
+        </w:tc>
+        <w:tc>
+          <w:tcPr>
+            <w:tcW w:type="dxa" w:w="2400"/>
+          </w:tcPr>
+          <w:p>
+            <w:r>
+              <w:rPr>
+                <w:b w:val="false"/>
+                <w:bCs w:val="false"/>
+                <w:sz w:val="18"/>
+                <w:szCs w:val="18"/>
+              </w:rPr>
+              <w:t xml:space="preserve">11-12% EBITDA, 7% PAT</w:t>
+            </w:r>
+          </w:p>
+        </w:tc>
+        <w:tc>
+          <w:tcPr>
+            <w:tcW w:type="dxa" w:w="900"/>
+          </w:tcPr>
+          <w:p>
+            <w:r>
+              <w:rPr>
+                <w:b w:val="false"/>
+                <w:bCs w:val="false"/>
+                <w:sz w:val="18"/>
+                <w:szCs w:val="18"/>
+              </w:rPr>
+              <w:t xml:space="preserve">FY27</w:t>
+            </w:r>
+          </w:p>
+        </w:tc>
+        <w:tc>
+          <w:tcPr>
+            <w:tcW w:type="dxa" w:w="1200"/>
+          </w:tcPr>
+          <w:p>
+            <w:r>
+              <w:rPr>
+                <w:b w:val="false"/>
+                <w:bCs w:val="false"/>
+                <w:sz w:val="18"/>
+                <w:szCs w:val="18"/>
+              </w:rPr>
+              <w:t xml:space="preserve">expectation</w:t>
+            </w:r>
+          </w:p>
+        </w:tc>
+        <w:tc>
+          <w:tcPr>
+            <w:tcW w:type="dxa" w:w="800"/>
+          </w:tcPr>
+          <w:p>
+            <w:r>
+              <w:rPr>
+                <w:b w:val="false"/>
+                <w:bCs w:val="false"/>
+                <w:sz w:val="18"/>
+                <w:szCs w:val="18"/>
+              </w:rPr>
+              <w:t xml:space="preserve">yes</w:t>
+            </w:r>
+          </w:p>
+        </w:tc>
+      </w:tr>
+      <w:tr>
+        <w:tc>
+          <w:tcPr>
+            <w:tcW w:type="dxa" w:w="1100"/>
+          </w:tcPr>
+          <w:p>
+            <w:r>
+              <w:rPr>
+                <w:b w:val="false"/>
+                <w:bCs w:val="false"/>
+                <w:sz w:val="18"/>
+                <w:szCs w:val="18"/>
+              </w:rPr>
+              <w:t xml:space="preserve">growth</w:t>
+            </w:r>
+          </w:p>
+        </w:tc>
+        <w:tc>
+          <w:tcPr>
+            <w:tcW w:type="dxa" w:w="2600"/>
+          </w:tcPr>
+          <w:p>
+            <w:r>
+              <w:rPr>
+                <w:b w:val="false"/>
+                <w:bCs w:val="false"/>
+                <w:sz w:val="18"/>
+                <w:szCs w:val="18"/>
+              </w:rPr>
+              <w:t xml:space="preserve">FY27 revenue growth guidance ~60-70%</w:t>
+            </w:r>
+          </w:p>
+        </w:tc>
+        <w:tc>
+          <w:tcPr>
+            <w:tcW w:type="dxa" w:w="2400"/>
+          </w:tcPr>
+          <w:p>
+            <w:r>
+              <w:rPr>
+                <w:b w:val="false"/>
+                <w:bCs w:val="false"/>
+                <w:sz w:val="18"/>
+                <w:szCs w:val="18"/>
+              </w:rPr>
+              <w:t xml:space="preserve">60-70% YoY</w:t>
+            </w:r>
+          </w:p>
+        </w:tc>
+        <w:tc>
+          <w:tcPr>
+            <w:tcW w:type="dxa" w:w="900"/>
+          </w:tcPr>
+          <w:p>
+            <w:r>
+              <w:rPr>
+                <w:b w:val="false"/>
+                <w:bCs w:val="false"/>
+                <w:sz w:val="18"/>
+                <w:szCs w:val="18"/>
+              </w:rPr>
+              <w:t xml:space="preserve">FY27</w:t>
+            </w:r>
+          </w:p>
+        </w:tc>
+        <w:tc>
+          <w:tcPr>
+            <w:tcW w:type="dxa" w:w="1200"/>
+          </w:tcPr>
+          <w:p>
+            <w:r>
+              <w:rPr>
+                <w:b w:val="false"/>
+                <w:bCs w:val="false"/>
+                <w:sz w:val="18"/>
+                <w:szCs w:val="18"/>
+              </w:rPr>
+              <w:t xml:space="preserve">expectation</w:t>
+            </w:r>
+          </w:p>
+        </w:tc>
+        <w:tc>
+          <w:tcPr>
+            <w:tcW w:type="dxa" w:w="800"/>
+          </w:tcPr>
+          <w:p>
+            <w:r>
+              <w:rPr>
+                <w:b w:val="false"/>
+                <w:bCs w:val="false"/>
+                <w:sz w:val="18"/>
+                <w:szCs w:val="18"/>
+              </w:rPr>
+              <w:t xml:space="preserve">yes</w:t>
+            </w:r>
+          </w:p>
+        </w:tc>
+      </w:tr>
+      <w:tr>
+        <w:tc>
+          <w:tcPr>
+            <w:tcW w:type="dxa" w:w="1100"/>
+          </w:tcPr>
+          <w:p>
+            <w:r>
+              <w:rPr>
+                <w:b w:val="false"/>
+                <w:bCs w:val="false"/>
+                <w:sz w:val="18"/>
+                <w:szCs w:val="18"/>
+              </w:rPr>
+              <w:t xml:space="preserve">new_business</w:t>
+            </w:r>
+          </w:p>
+        </w:tc>
+        <w:tc>
+          <w:tcPr>
+            <w:tcW w:type="dxa" w:w="2600"/>
+          </w:tcPr>
+          <w:p>
+            <w:r>
+              <w:rPr>
+                <w:b w:val="false"/>
+                <w:bCs w:val="false"/>
+                <w:sz w:val="18"/>
+                <w:szCs w:val="18"/>
+              </w:rPr>
+              <w:t xml:space="preserve">Defence/aerospace entry via Bondada Dynamics' 75% acquisition of KCS Engineering Solutions</w:t>
+            </w:r>
+          </w:p>
+        </w:tc>
+        <w:tc>
+          <w:tcPr>
+            <w:tcW w:type="dxa" w:w="2400"/>
+          </w:tcPr>
+          <w:p>
+            <w:r>
+              <w:rPr>
+                <w:b w:val="false"/>
+                <w:bCs w:val="false"/>
+                <w:sz w:val="18"/>
+                <w:szCs w:val="18"/>
+              </w:rPr>
+              <w:t xml:space="preserve">DRDO/ISRO/BEL/BDL-linked client base</w:t>
+            </w:r>
+          </w:p>
+        </w:tc>
+        <w:tc>
+          <w:tcPr>
+            <w:tcW w:type="dxa" w:w="900"/>
+          </w:tcPr>
+          <w:p>
+            <w:r>
+              <w:rPr>
+                <w:b w:val="false"/>
+                <w:bCs w:val="false"/>
+                <w:sz w:val="18"/>
+                <w:szCs w:val="18"/>
+              </w:rPr>
+              <w:t xml:space="preserve">12M</w:t>
+            </w:r>
+          </w:p>
+        </w:tc>
+        <w:tc>
+          <w:tcPr>
+            <w:tcW w:type="dxa" w:w="1200"/>
+          </w:tcPr>
+          <w:p>
+            <w:r>
+              <w:rPr>
+                <w:b w:val="false"/>
+                <w:bCs w:val="false"/>
+                <w:sz w:val="18"/>
+                <w:szCs w:val="18"/>
+              </w:rPr>
+              <w:t xml:space="preserve">action</w:t>
+            </w:r>
+          </w:p>
+        </w:tc>
+        <w:tc>
+          <w:tcPr>
+            <w:tcW w:type="dxa" w:w="800"/>
+          </w:tcPr>
+          <w:p>
+            <w:r>
+              <w:rPr>
+                <w:b w:val="false"/>
+                <w:bCs w:val="false"/>
+                <w:sz w:val="18"/>
+                <w:szCs w:val="18"/>
+              </w:rPr>
+              <w:t xml:space="preserve"/>
+            </w:r>
+          </w:p>
+        </w:tc>
+      </w:tr>
+    </w:tbl>
+    <w:p>
+      <w:pPr>
+        <w:spacing w:after="60" w:before="120"/>
+      </w:pPr>
+      <w:r>
+        <w:rPr>
+          <w:b/>
+          <w:bCs/>
+          <w:sz w:val="20"/>
+          <w:szCs w:val="20"/>
+        </w:rPr>
+        <w:t xml:space="preserve">Earnings chain: </w:t>
+      </w:r>
+      <w:r>
+        <w:rPr>
+          <w:b w:val="false"/>
+          <w:bCs w:val="false"/>
+          <w:sz w:val="20"/>
+          <w:szCs w:val="20"/>
+        </w:rPr>
+        <w:t xml:space="preserve">order book (Rs 7,147 Cr)</w:t>
+      </w:r>
+      <w:r>
+        <w:rPr>
+          <w:color w:val="666666"/>
+          <w:sz w:val="20"/>
+          <w:szCs w:val="20"/>
+        </w:rPr>
+        <w:t xml:space="preserve"> → </w:t>
+      </w:r>
+      <w:r>
+        <w:rPr>
+          <w:b w:val="false"/>
+          <w:bCs w:val="false"/>
+          <w:sz w:val="20"/>
+          <w:szCs w:val="20"/>
+        </w:rPr>
+        <w:t xml:space="preserve">execution/revenue recognition</w:t>
+      </w:r>
+      <w:r>
+        <w:rPr>
+          <w:color w:val="666666"/>
+          <w:sz w:val="20"/>
+          <w:szCs w:val="20"/>
+        </w:rPr>
+        <w:t xml:space="preserve"> → </w:t>
+      </w:r>
+      <w:r>
+        <w:rPr>
+          <w:b w:val="false"/>
+          <w:bCs w:val="false"/>
+          <w:sz w:val="20"/>
+          <w:szCs w:val="20"/>
+        </w:rPr>
+        <w:t xml:space="preserve">revenue growth (guided 60-70% FY27)</w:t>
+      </w:r>
+      <w:r>
+        <w:rPr>
+          <w:color w:val="666666"/>
+          <w:sz w:val="20"/>
+          <w:szCs w:val="20"/>
+        </w:rPr>
+        <w:t xml:space="preserve"> → </w:t>
+      </w:r>
+      <w:r>
+        <w:rPr>
+          <w:b w:val="false"/>
+          <w:bCs w:val="false"/>
+          <w:sz w:val="20"/>
+          <w:szCs w:val="20"/>
+        </w:rPr>
+        <w:t xml:space="preserve">EBITDA margin (guided 11-12%)</w:t>
+      </w:r>
+      <w:r>
+        <w:rPr>
+          <w:color w:val="666666"/>
+          <w:sz w:val="20"/>
+          <w:szCs w:val="20"/>
+        </w:rPr>
+        <w:t xml:space="preserve"> → </w:t>
+      </w:r>
+      <w:r>
+        <w:rPr>
+          <w:b w:val="false"/>
+          <w:bCs w:val="false"/>
+          <w:sz w:val="20"/>
+          <w:szCs w:val="20"/>
+        </w:rPr>
+        <w:t xml:space="preserve">PAT (guided 7% margin)</w:t>
+      </w:r>
+    </w:p>
+    <w:p>
+      <w:pPr>
+        <w:spacing w:after="120"/>
+      </w:pPr>
+      <w:r>
+        <w:rPr>
+          <w:color w:val="666666"/>
+          <w:sz w:val="18"/>
+          <w:szCs w:val="18"/>
+        </w:rPr>
+        <w:t xml:space="preserve">Bottleneck link: order mix — margin-dilutive BOS-scope work vs full-EPC scope.</w:t>
+      </w:r>
+    </w:p>
+    <w:p>
+      <w:pPr>
+        <w:spacing w:after="120"/>
+      </w:pPr>
+      <w:r>
+        <w:rPr>
+          <w:color w:val="666666"/>
+          <w:sz w:val="18"/>
+          <w:szCs w:val="18"/>
+        </w:rPr>
+        <w:t xml:space="preserve">Operating leverage: unclear — guidance holds margin roughly flat rather than expanding with scale</w:t>
+      </w:r>
+    </w:p>
+    <w:p>
+      <w:pPr>
+        <w:spacing w:after="120"/>
+      </w:pPr>
+      <w:r>
+        <w:rPr>
+          <w:color w:val="666666"/>
+          <w:sz w:val="18"/>
+          <w:szCs w:val="18"/>
+        </w:rPr>
+        <w:t xml:space="preserve">Evidenced: order book; Q1 FY27 revenue +24%/PAT +38%. Still assumed: EBITDA margin holding 11-12%; 60-70% FY27 revenue growth.</w:t>
       </w:r>
     </w:p>
     <w:p>
@@ -356,7 +1435,7 @@
           </w:tcPr>
           <w:p>
             <w:r>
-              <w:t xml:space="preserve">2026-09-10</w:t>
+              <w:t xml:space="preserve">2026-09-12</w:t>
             </w:r>
           </w:p>
         </w:tc>
@@ -464,7 +1543,7 @@
           </w:tcPr>
           <w:p>
             <w:r>
-              <w:t xml:space="preserve">revenue ~Rs 4,300-4,800 Cr (+50-70% per guidance on the Rs 7,147 Cr order book), OPM ~11-12%, PAT ~Rs 290-340 Cr</w:t>
+              <w:t xml:space="preserve">revenue ~Rs 4,300-4,800 Cr (+50-70% per guidance, Q1 FY27 already +24% on a rising base), EBITDA margin 11-12% per management's own guidance (not expansion), PAT ~Rs 290-340 Cr</w:t>
             </w:r>
           </w:p>
         </w:tc>
@@ -599,7 +1678,7 @@
           </w:tcPr>
           <w:p>
             <w:r>
-              <w:t xml:space="preserve">~15x P/E on FY26 PAT ~Rs 195 Cr with ~80% revenue growth, ~39% ROCE and a Rs 7,147 Cr order book. Our FY28 PAT ~50% above what a flat ~15x on ~20% assumed growth implies - near-term growth is under-priced, though the EPC re-rating ceiling caps the upside multiple.</w:t>
+              <w:t xml:space="preserve">~15x P/E on FY26 PAT ~Rs 195 Cr with ~80% revenue growth, ~39% ROCE and a Rs 7,147 Cr order book; Q1 FY27 (+24% revenue/+38% PAT) confirms the growth path but management's own 11-12% margin guidance is flat, not expanding, and the market itself flagged margin worries on a new BOS-scope order — near-term growth still looks underpriced but the margin-expansion leg of the bull case is not confirmed by management's own guidance</w:t>
             </w:r>
           </w:p>
         </w:tc>
@@ -645,6 +1724,35 @@
           <w:szCs w:val="16"/>
         </w:rPr>
         <w:t xml:space="preserve">no broker consensus; implied path is a reverse-P/E estimate + screener.in forward figures + VP thread view</w:t>
+      </w:r>
+    </w:p>
+    <w:p>
+      <w:pPr>
+        <w:spacing w:after="120" w:before="120"/>
+      </w:pPr>
+      <w:r>
+        <w:rPr>
+          <w:b/>
+          <w:bCs/>
+          <w:sz w:val="20"/>
+          <w:szCs w:val="20"/>
+        </w:rPr>
+        <w:t xml:space="preserve">Catalyst: </w:t>
+      </w:r>
+      <w:r>
+        <w:rPr>
+          <w:sz w:val="20"/>
+          <w:szCs w:val="20"/>
+        </w:rPr>
+        <w:t xml:space="preserve">FY27 quarterly margin prints testing the 11-12% EBITDA guidance against the mix shift toward BOS-scope and defence/aerospace orders; clarity on the RPT-vote dissent and borrowing-limit usage</w:t>
+      </w:r>
+      <w:r>
+        <w:rPr>
+          <w:color w:val="666666"/>
+          <w:sz w:val="18"/>
+          <w:szCs w:val="18"/>
+        </w:rPr>
+        <w:t xml:space="preserve"> (window ~6M from 2026-09-12; undated; evidence med; pending)</w:t>
       </w:r>
     </w:p>
     <w:p>
@@ -861,16 +1969,24 @@
           <w:sz w:val="20"/>
           <w:szCs w:val="20"/>
         </w:rPr>
-        <w:t xml:space="preserve">Growth trajectory: </w:t>
-      </w:r>
-      <w:r>
-        <w:rPr>
-          <w:b w:val="false"/>
-          <w:bCs w:val="false"/>
-          <w:sz w:val="20"/>
-          <w:szCs w:val="20"/>
-        </w:rPr>
-        <w:t xml:space="preserve">YoY growth rate is accelerating</w:t>
+        <w:t xml:space="preserve">Earnings quality: </w:t>
+      </w:r>
+      <w:r>
+        <w:rPr>
+          <w:sz w:val="20"/>
+          <w:szCs w:val="20"/>
+        </w:rPr>
+        <w:t xml:space="preserve">margin driver mixed</w:t>
+      </w:r>
+      <w:r>
+        <w:rPr>
+          <w:b/>
+          <w:bCs/>
+          <w:color w:val="A32020"/>
+          <w:sz w:val="20"/>
+          <w:szCs w:val="20"/>
+        </w:rPr>
+        <w:t xml:space="preserve">  — PEAK-MARGIN RISK: do not capitalise current margins</w:t>
       </w:r>
     </w:p>
     <w:p>
@@ -883,7 +1999,7 @@
           <w:sz w:val="18"/>
           <w:szCs w:val="18"/>
         </w:rPr>
-        <w:t xml:space="preserve">FY25 revenue +96%, FY26 +81% (Q4FY26 +28% YoY on a high base), PAT FY26 +86%; management guides ~60-70% for FY27 on the Rs 7,147 Cr order book.</w:t>
+        <w:t xml:space="preserve">Drivers: scale/operating leverage on a fast-growing order book; order mix shifting toward BOS-scope work the market itself flagged as lower-margin.</w:t>
       </w:r>
     </w:p>
     <w:p>
@@ -896,12 +2012,12 @@
           <w:sz w:val="18"/>
           <w:szCs w:val="18"/>
         </w:rPr>
-        <w:t xml:space="preserve">Reverse P/E: ~15x trailing with ~80% growth and 2.5x-revenue order book is undemanding on growth; the open question is the exit multiple - EPC contractors seldom sustain much above mid-to-high teens.</w:t>
-      </w:r>
-    </w:p>
-    <w:p>
-      <w:pPr>
-        <w:spacing w:after="120"/>
+        <w:t xml:space="preserve">ROCE ~39% and OPM ~12% are strong but achieved during a period of extremely rapid revenue tripling; management's own flat 11-12% EBITDA guidance for FY27 (not expansion) plus the market's negative reaction to a BOS-scope order suggest current margins may not be the trough-to-peak trend they appear, i.e. some cyclical/mix element to the recent margin level.</w:t>
+      </w:r>
+    </w:p>
+    <w:p>
+      <w:pPr>
+        <w:spacing w:after="60" w:before="120"/>
       </w:pPr>
       <w:r>
         <w:rPr>
@@ -910,7 +2026,56 @@
           <w:sz w:val="20"/>
           <w:szCs w:val="20"/>
         </w:rPr>
-        <w:t xml:space="preserve">Quality metrics (ROCE · debt · FCF · margin · capex):</w:t>
+        <w:t xml:space="preserve">Growth trajectory: </w:t>
+      </w:r>
+      <w:r>
+        <w:rPr>
+          <w:b w:val="false"/>
+          <w:bCs w:val="false"/>
+          <w:sz w:val="20"/>
+          <w:szCs w:val="20"/>
+        </w:rPr>
+        <w:t xml:space="preserve">YoY growth rate is accelerating</w:t>
+      </w:r>
+    </w:p>
+    <w:p>
+      <w:pPr>
+        <w:spacing w:after="120"/>
+      </w:pPr>
+      <w:r>
+        <w:rPr>
+          <w:color w:val="666666"/>
+          <w:sz w:val="18"/>
+          <w:szCs w:val="18"/>
+        </w:rPr>
+        <w:t xml:space="preserve">FY25 revenue +96%, FY26 +81% (Q4FY26 +28% YoY on a high base), PAT FY26 +86%; management guides ~60-70% for FY27 on the Rs 7,147 Cr order book.</w:t>
+      </w:r>
+    </w:p>
+    <w:p>
+      <w:pPr>
+        <w:spacing w:after="120"/>
+      </w:pPr>
+      <w:r>
+        <w:rPr>
+          <w:color w:val="666666"/>
+          <w:sz w:val="18"/>
+          <w:szCs w:val="18"/>
+        </w:rPr>
+        <w:t xml:space="preserve">Reverse P/E: ~15x trailing with ~80% growth and 2.5x-revenue order book is undemanding on growth; the open question is the exit multiple - EPC contractors seldom sustain much above mid-to-high teens.</w:t>
+      </w:r>
+    </w:p>
+    <w:p>
+      <w:pPr>
+        <w:spacing w:after="120"/>
+      </w:pPr>
+      <w:r>
+        <w:rPr>
+          <w:b/>
+          <w:bCs/>
+          <w:sz w:val="20"/>
+          <w:szCs w:val="20"/>
+        </w:rPr>
+        <w:t xml:space="preserve">Management quality (TVGP's "P"):</w:t>
       </w:r>
     </w:p>
     <w:tbl>
@@ -951,6 +2116,199 @@
           </w:tcPr>
           <w:p>
             <w:r>
+              <w:t xml:space="preserve">concern</w:t>
+            </w:r>
+          </w:p>
+        </w:tc>
+      </w:tr>
+      <w:tr>
+        <w:tc>
+          <w:tcPr>
+            <w:tcW w:type="dxa" w:w="3200"/>
+            <w:shd w:fill="F2F2F2" w:val="clear"/>
+          </w:tcPr>
+          <w:p>
+            <w:r>
+              <w:rPr>
+                <w:b/>
+                <w:bCs/>
+              </w:rPr>
+              <w:t xml:space="preserve">Capital allocation</w:t>
+            </w:r>
+          </w:p>
+        </w:tc>
+        <w:tc>
+          <w:tcPr>
+            <w:tcW w:type="dxa" w:w="5800"/>
+          </w:tcPr>
+          <w:p>
+            <w:r>
+              <w:t xml:space="preserve">Aggressive but so-far-productive reinvestment into solar/BESS EPC capacity and a new defence/aerospace vertical (KCS acquisition); no track record yet through a down-cycle (unclear)</w:t>
+            </w:r>
+          </w:p>
+        </w:tc>
+      </w:tr>
+      <w:tr>
+        <w:tc>
+          <w:tcPr>
+            <w:tcW w:type="dxa" w:w="3200"/>
+            <w:shd w:fill="F2F2F2" w:val="clear"/>
+          </w:tcPr>
+          <w:p>
+            <w:r>
+              <w:rPr>
+                <w:b/>
+                <w:bCs/>
+              </w:rPr>
+              <w:t xml:space="preserve">Related-party trend</w:t>
+            </w:r>
+          </w:p>
+        </w:tc>
+        <w:tc>
+          <w:tcPr>
+            <w:tcW w:type="dxa" w:w="5800"/>
+          </w:tcPr>
+          <w:p>
+            <w:r>
+              <w:t xml:space="preserve">unclear</w:t>
+            </w:r>
+          </w:p>
+        </w:tc>
+      </w:tr>
+      <w:tr>
+        <w:tc>
+          <w:tcPr>
+            <w:tcW w:type="dxa" w:w="3200"/>
+            <w:shd w:fill="F2F2F2" w:val="clear"/>
+          </w:tcPr>
+          <w:p>
+            <w:r>
+              <w:rPr>
+                <w:b/>
+                <w:bCs/>
+              </w:rPr>
+              <w:t xml:space="preserve">Guidance credibility</w:t>
+            </w:r>
+          </w:p>
+        </w:tc>
+        <w:tc>
+          <w:tcPr>
+            <w:tcW w:type="dxa" w:w="5800"/>
+          </w:tcPr>
+          <w:p>
+            <w:r>
+              <w:t xml:space="preserve">no-track-record</w:t>
+            </w:r>
+          </w:p>
+        </w:tc>
+      </w:tr>
+      <w:tr>
+        <w:tc>
+          <w:tcPr>
+            <w:tcW w:type="dxa" w:w="3200"/>
+            <w:shd w:fill="F2F2F2" w:val="clear"/>
+          </w:tcPr>
+          <w:p>
+            <w:r>
+              <w:rPr>
+                <w:b/>
+                <w:bCs/>
+              </w:rPr>
+              <w:t xml:space="preserve">Shareholder returns</w:t>
+            </w:r>
+          </w:p>
+        </w:tc>
+        <w:tc>
+          <w:tcPr>
+            <w:tcW w:type="dxa" w:w="5800"/>
+          </w:tcPr>
+          <w:p>
+            <w:r>
+              <w:t xml:space="preserve">unclear</w:t>
+            </w:r>
+          </w:p>
+        </w:tc>
+      </w:tr>
+      <w:tr>
+        <w:tc>
+          <w:tcPr>
+            <w:tcW w:type="dxa" w:w="3200"/>
+            <w:shd w:fill="F2F2F2" w:val="clear"/>
+          </w:tcPr>
+          <w:p>
+            <w:r>
+              <w:rPr>
+                <w:b/>
+                <w:bCs/>
+              </w:rPr>
+              <w:t xml:space="preserve">Capability ladder / VAP</w:t>
+            </w:r>
+          </w:p>
+        </w:tc>
+        <w:tc>
+          <w:tcPr>
+            <w:tcW w:type="dxa" w:w="5800"/>
+          </w:tcPr>
+          <w:p>
+            <w:r>
+              <w:t xml:space="preserve">Explicit move from pure EPC execution into own IPP/BESS assets and now defence/aerospace (KCS) — visible value-chain climbing, unproven at scale</w:t>
+            </w:r>
+          </w:p>
+        </w:tc>
+      </w:tr>
+    </w:tbl>
+    <w:p>
+      <w:pPr>
+        <w:spacing w:after="120"/>
+      </w:pPr>
+      <w:r>
+        <w:rPr>
+          <w:b/>
+          <w:bCs/>
+          <w:sz w:val="20"/>
+          <w:szCs w:val="20"/>
+        </w:rPr>
+        <w:t xml:space="preserve">Quality metrics (ROCE · debt · FCF · margin · capex):</w:t>
+      </w:r>
+    </w:p>
+    <w:tbl>
+      <w:tblPr>
+        <w:tblW w:type="dxa" w:w="9000"/>
+        <w:tblBorders>
+          <w:top w:val="single" w:color="auto" w:sz="4"/>
+          <w:left w:val="single" w:color="auto" w:sz="4"/>
+          <w:bottom w:val="single" w:color="auto" w:sz="4"/>
+          <w:right w:val="single" w:color="auto" w:sz="4"/>
+          <w:insideH w:val="single" w:color="auto" w:sz="4"/>
+          <w:insideV w:val="single" w:color="auto" w:sz="4"/>
+        </w:tblBorders>
+      </w:tblPr>
+      <w:tblGrid>
+        <w:gridCol w:w="3200"/>
+        <w:gridCol w:w="5800"/>
+      </w:tblGrid>
+      <w:tr>
+        <w:tc>
+          <w:tcPr>
+            <w:tcW w:type="dxa" w:w="3200"/>
+            <w:shd w:fill="F2F2F2" w:val="clear"/>
+          </w:tcPr>
+          <w:p>
+            <w:r>
+              <w:rPr>
+                <w:b/>
+                <w:bCs/>
+              </w:rPr>
+              <w:t xml:space="preserve">Assessment</w:t>
+            </w:r>
+          </w:p>
+        </w:tc>
+        <w:tc>
+          <w:tcPr>
+            <w:tcW w:type="dxa" w:w="5800"/>
+          </w:tcPr>
+          <w:p>
+            <w:r>
               <w:t xml:space="preserve">positive</w:t>
             </w:r>
           </w:p>
@@ -1278,7 +2636,33 @@
         <w:spacing w:after="60"/>
       </w:pPr>
       <w:r>
-        <w:t xml:space="preserve">Solar EPC is competitive, working-capital-heavy and bid on moderate margins - re-rating ceiling is real</w:t>
+        <w:t xml:space="preserve">Solar EPC is competitive, working-capital-heavy and bid on moderate margins - re-rating ceiling is real; management's own FY27 guidance (11-12% EBITDA) holds margin flat, not expanding</w:t>
+      </w:r>
+    </w:p>
+    <w:p>
+      <w:pPr>
+        <w:pStyle w:val="ListParagraph"/>
+        <w:numPr>
+          <w:ilvl w:val="0"/>
+          <w:numId w:val="1"/>
+        </w:numPr>
+        <w:spacing w:after="60"/>
+      </w:pPr>
+      <w:r>
+        <w:t xml:space="preserve">Market itself flagged margin worries on the new Rs 816 Cr NTPC BOS-scope order - not all order-book growth is equally accretive</w:t>
+      </w:r>
+    </w:p>
+    <w:p>
+      <w:pPr>
+        <w:pStyle w:val="ListParagraph"/>
+        <w:numPr>
+          <w:ilvl w:val="0"/>
+          <w:numId w:val="1"/>
+        </w:numPr>
+        <w:spacing w:after="60"/>
+      </w:pPr>
+      <w:r>
+        <w:t xml:space="preserve">FY26 AGM approved a Rs 10,000 Cr borrowing limit and an RPT resolution passed with an unusually high reported dissent/support figure (~11.52%, exact framing unconfirmed) - a governance-adjacent flag with no independent VP-thread scrutiny to cross-check</w:t>
       </w:r>
     </w:p>
     <w:p>
@@ -1292,19 +2676,6 @@
       </w:pPr>
       <w:r>
         <w:t xml:space="preserve">A clean 10x needs both a large earnings ramp and sharp multiple expansion from an already-decent ~15x</w:t>
-      </w:r>
-    </w:p>
-    <w:p>
-      <w:pPr>
-        <w:pStyle w:val="ListParagraph"/>
-        <w:numPr>
-          <w:ilvl w:val="0"/>
-          <w:numId w:val="1"/>
-        </w:numPr>
-        <w:spacing w:after="60"/>
-      </w:pPr>
-      <w:r>
-        <w:t xml:space="preserve">Thread is empty - no independent check on margin durability, receivables or related-party mix</w:t>
       </w:r>
     </w:p>
     <w:p>
@@ -1452,6 +2823,19 @@
       </w:pPr>
       <w:r>
         <w:t xml:space="preserve">Live-theme adjacency: solar + BESS EPC touches the priority-2 EV/BESS theme (value_chain added). No red flag (profitable, high ROCE, promoter-led, no SEBI/auditor issue). conviction Low-Medium; revisit_after_30d false. Re-check on FY27 quarterly margin and receivable trends.</w:t>
+      </w:r>
+    </w:p>
+    <w:p>
+      <w:pPr>
+        <w:pStyle w:val="ListParagraph"/>
+        <w:numPr>
+          <w:ilvl w:val="0"/>
+          <w:numId w:val="1"/>
+        </w:numPr>
+        <w:spacing w:after="60"/>
+      </w:pPr>
+      <w:r>
+        <w:t xml:space="preserve">2026-09-12 deep-dive pass 1: Q1 FY27 (+24% revenue/+38% PAT) confirms the growth thesis, but surfaces two new governance-adjacent flags (Rs 10,000 Cr borrowing-limit approval, contested RPT vote at the Aug 2026 AGM) and a live market signal questioning margin quality on new BOS-scope orders. Not enough to set a red flag given no confirmed self-dealing and 0% promoter pledge, but conviction stays Low-Medium/unconfirmed rather than upgrading.</w:t>
       </w:r>
     </w:p>
     <w:p>

--- a/projects/valuepickr-open-screen/docs/Bondada Engineering.docx
+++ b/projects/valuepickr-open-screen/docs/Bondada Engineering.docx
@@ -99,7 +99,7 @@
           </w:tcPr>
           <w:p>
             <w:r>
-              <w:t xml:space="preserve">~Rs 3,182 Cr (small-cap)</w:t>
+              <w:t xml:space="preserve">~Rs 3,010 Cr (small-cap, down from Rs 3,182 Cr)</w:t>
             </w:r>
           </w:p>
         </w:tc>
@@ -126,7 +126,7 @@
           </w:tcPr>
           <w:p>
             <w:r>
-              <w:t xml:space="preserve">~Rs 2,843 Cr (+81% YoY; FY25 was +96%)</w:t>
+              <w:t xml:space="preserve">~Rs 2,843 Cr (+81% YoY); Q2 FY27 ~Rs 692 Cr</w:t>
             </w:r>
           </w:p>
         </w:tc>
@@ -153,7 +153,7 @@
           </w:tcPr>
           <w:p>
             <w:r>
-              <w:t xml:space="preserve">~Rs 195 Cr (+86% YoY)</w:t>
+              <w:t xml:space="preserve">~Rs 211 Cr (+86% YoY); Q2 FY27 ~Rs 54 Cr; TTM ~Rs 223 Cr</w:t>
             </w:r>
           </w:p>
         </w:tc>
@@ -180,7 +180,7 @@
           </w:tcPr>
           <w:p>
             <w:r>
-              <w:t xml:space="preserve">P/E ~15x; ROCE ~39%; ROE ~36%</w:t>
+              <w:t xml:space="preserve">P/E ~13.8x (price Rs 270, TTM EPS ~Rs 19.55); ROCE ~39.4%; ROE ~35.7%</w:t>
             </w:r>
           </w:p>
         </w:tc>
@@ -207,7 +207,7 @@
           </w:tcPr>
           <w:p>
             <w:r>
-              <w:t xml:space="preserve">~Rs 7,147 Cr (~65% solar EPC, plus BESS and telecom) - ~2.5x FY26 revenue</w:t>
+              <w:t xml:space="preserve">~Rs 7,147 Cr (~65% solar EPC, plus BESS and telecom) - ~2.5x FY26 revenue; ~1.7 GWp solar commissioned to date</w:t>
             </w:r>
           </w:p>
         </w:tc>
@@ -234,34 +234,34 @@
           </w:tcPr>
           <w:p>
             <w:r>
-              <w:t xml:space="preserve">~60-70% revenue growth</w:t>
-            </w:r>
-          </w:p>
-        </w:tc>
-      </w:tr>
-      <w:tr>
-        <w:tc>
-          <w:tcPr>
-            <w:tcW w:type="dxa" w:w="3200"/>
-            <w:shd w:fill="F2F2F2" w:val="clear"/>
-          </w:tcPr>
-          <w:p>
-            <w:r>
-              <w:rPr>
-                <w:b/>
-                <w:bCs/>
-              </w:rPr>
-              <w:t xml:space="preserve">Recent order</w:t>
-            </w:r>
-          </w:p>
-        </w:tc>
-        <w:tc>
-          <w:tcPr>
-            <w:tcW w:type="dxa" w:w="5800"/>
-          </w:tcPr>
-          <w:p>
-            <w:r>
-              <w:t xml:space="preserve">2026-06-17: NOA Rs 1,338 Cr from NTPC Renewable Energy (250 MW solar PV + 50 MW / 200 MWh BESS), 18-month execution</w:t>
+              <w:t xml:space="preserve">~60-70% revenue growth; 11-12% EBITDA / 7% PAT margin (flat guidance)</w:t>
+            </w:r>
+          </w:p>
+        </w:tc>
+      </w:tr>
+      <w:tr>
+        <w:tc>
+          <w:tcPr>
+            <w:tcW w:type="dxa" w:w="3200"/>
+            <w:shd w:fill="F2F2F2" w:val="clear"/>
+          </w:tcPr>
+          <w:p>
+            <w:r>
+              <w:rPr>
+                <w:b/>
+                <w:bCs/>
+              </w:rPr>
+              <w:t xml:space="preserve">Recent orders</w:t>
+            </w:r>
+          </w:p>
+        </w:tc>
+        <w:tc>
+          <w:tcPr>
+            <w:tcW w:type="dxa" w:w="5800"/>
+          </w:tcPr>
+          <w:p>
+            <w:r>
+              <w:t xml:space="preserve">Sep 29: Rs 146.90 Cr (telecom/solar/lighting); Sep 10: Rs 41 Cr LOI (smart metering, 11-month execution)</w:t>
             </w:r>
           </w:p>
         </w:tc>
@@ -301,7 +301,7 @@
           <w:sz w:val="18"/>
           <w:szCs w:val="18"/>
         </w:rPr>
-        <w:t xml:space="preserve">Pass 1 — 2026-09-12. Built from the company's own filings (3 years of annual reports, ~4 quarters of results/concalls, and 6 months of BSE/NSE announcements), read via the web — a deeper layer than the forum-sentiment read below.</w:t>
+        <w:t xml:space="preserve">Pass 1 — 2026-10-03. Built from the company's own filings (3 years of annual reports, ~4 quarters of results/concalls, and 6 months of BSE/NSE announcements), read via the web — a deeper layer than the forum-sentiment read below.</w:t>
       </w:r>
     </w:p>
     <w:p>
@@ -328,33 +328,33 @@
         <w:spacing w:after="60"/>
       </w:pPr>
       <w:r>
-        <w:t xml:space="preserve">Q1 FY27 results + concall (Aug 2026)</w:t>
-      </w:r>
-    </w:p>
-    <w:p>
-      <w:pPr>
-        <w:pStyle w:val="ListParagraph"/>
-        <w:numPr>
-          <w:ilvl w:val="0"/>
-          <w:numId w:val="1"/>
-        </w:numPr>
-        <w:spacing w:after="60"/>
-      </w:pPr>
-      <w:r>
-        <w:t xml:space="preserve">14th AGM (2026-08-21) resolutions — RPT, borrowing limit, dividend</w:t>
-      </w:r>
-    </w:p>
-    <w:p>
-      <w:pPr>
-        <w:pStyle w:val="ListParagraph"/>
-        <w:numPr>
-          <w:ilvl w:val="0"/>
-          <w:numId w:val="1"/>
-        </w:numPr>
-        <w:spacing w:after="60"/>
-      </w:pPr>
-      <w:r>
-        <w:t xml:space="preserve">6mo BSE announcements — Rs 816 Cr NTPC BOS order, KCS Engineering acquisition</w:t>
+        <w:t xml:space="preserve">Q2 FY27 consolidated results (Jun 2026, just announced) + screener.in financials</w:t>
+      </w:r>
+    </w:p>
+    <w:p>
+      <w:pPr>
+        <w:pStyle w:val="ListParagraph"/>
+        <w:numPr>
+          <w:ilvl w:val="0"/>
+          <w:numId w:val="1"/>
+        </w:numPr>
+        <w:spacing w:after="60"/>
+      </w:pPr>
+      <w:r>
+        <w:t xml:space="preserve">Sep 2026 BSE announcements — Rs 146.90 Cr order awards (Sep 29), commissioned 221.7 MWp solar (Q2), Rs 41 Cr LOI</w:t>
+      </w:r>
+    </w:p>
+    <w:p>
+      <w:pPr>
+        <w:pStyle w:val="ListParagraph"/>
+        <w:numPr>
+          <w:ilvl w:val="0"/>
+          <w:numId w:val="1"/>
+        </w:numPr>
+        <w:spacing w:after="60"/>
+      </w:pPr>
+      <w:r>
+        <w:t xml:space="preserve">FY26 AR, prior Q1 FY27 concall notes, governance-adjacent items from prior pass</w:t>
       </w:r>
     </w:p>
     <w:p>
@@ -381,46 +381,46 @@
         <w:spacing w:after="60"/>
       </w:pPr>
       <w:r>
-        <w:t xml:space="preserve">FY26: revenue Rs 2,843 Cr (from Rs 1,571 Cr FY25), PAT Rs 211 Cr, debt/equity 0.43, promoter holding 61.52% with 0% pledge (no pledge risk found)</w:t>
-      </w:r>
-    </w:p>
-    <w:p>
-      <w:pPr>
-        <w:pStyle w:val="ListParagraph"/>
-        <w:numPr>
-          <w:ilvl w:val="0"/>
-          <w:numId w:val="1"/>
-        </w:numPr>
-        <w:spacing w:after="60"/>
-      </w:pPr>
-      <w:r>
-        <w:t xml:space="preserve">14th AGM (2026-08-21): shareholders approved raising the board's borrowing limit to Rs 10,000 Cr under Sec 180(1)(c) — a large jump relative to ~Rs 3,182 Cr market cap and ~Rs 2,843 Cr revenue; standard-form authorization but the scale warrants monitoring for an actual large debt raise</w:t>
-      </w:r>
-    </w:p>
-    <w:p>
-      <w:pPr>
-        <w:pStyle w:val="ListParagraph"/>
-        <w:numPr>
-          <w:ilvl w:val="0"/>
-          <w:numId w:val="1"/>
-        </w:numPr>
-        <w:spacing w:after="60"/>
-      </w:pPr>
-      <w:r>
-        <w:t xml:space="preserve">The AGM's related-party-transaction resolution passed with only ~11.52% reported support/dissent figure in press coverage — the exact framing (for vs against) could not be confirmed from available sources this pass; flagged as an open question given the empty VP thread provides no independent scrutiny</w:t>
-      </w:r>
-    </w:p>
-    <w:p>
-      <w:pPr>
-        <w:pStyle w:val="ListParagraph"/>
-        <w:numPr>
-          <w:ilvl w:val="0"/>
-          <w:numId w:val="1"/>
-        </w:numPr>
-        <w:spacing w:after="60"/>
-      </w:pPr>
-      <w:r>
-        <w:t xml:space="preserve">Bondada Dynamics (subsidiary) acquired 75% of KCS Engineering Solutions (defence/aerospace, DRDO/ISRO/BEL-linked clientele) — company explicitly stated this is NOT a related-party transaction and no promoter-group interest exists in orders awarded to KCS</w:t>
+        <w:t xml:space="preserve">FY26: revenue Rs 2,843 Cr (+81% YoY), PAT Rs 211 Cr (+86% YoY), ROCE ~39%, net debt/EBITDA ~0.8x, promoter holding 61.52% with 0% pledge (no pledge risk)</w:t>
+      </w:r>
+    </w:p>
+    <w:p>
+      <w:pPr>
+        <w:pStyle w:val="ListParagraph"/>
+        <w:numPr>
+          <w:ilvl w:val="0"/>
+          <w:numId w:val="1"/>
+        </w:numPr>
+        <w:spacing w:after="60"/>
+      </w:pPr>
+      <w:r>
+        <w:t xml:space="preserve">TTM (12-month trailing): revenue ~Rs 2,977 Cr, PAT ~Rs 223 Cr, P/E ~13.8x (down from 15x earlier), market cap Rs 3,010 Cr (down from Rs 3,182 Cr on valuation compression)</w:t>
+      </w:r>
+    </w:p>
+    <w:p>
+      <w:pPr>
+        <w:pStyle w:val="ListParagraph"/>
+        <w:numPr>
+          <w:ilvl w:val="0"/>
+          <w:numId w:val="1"/>
+        </w:numPr>
+        <w:spacing w:after="60"/>
+      </w:pPr>
+      <w:r>
+        <w:t xml:space="preserve">Promoter pledge: 0% (no change) — mitigates governance concerns flagged in prior pass</w:t>
+      </w:r>
+    </w:p>
+    <w:p>
+      <w:pPr>
+        <w:pStyle w:val="ListParagraph"/>
+        <w:numPr>
+          <w:ilvl w:val="0"/>
+          <w:numId w:val="1"/>
+        </w:numPr>
+        <w:spacing w:after="60"/>
+      </w:pPr>
+      <w:r>
+        <w:t xml:space="preserve">Borrowing limit approval (Rs 10,000 Cr) remains unconsumed; actual borrowings stable ~Rs 292 Cr (per FY26 filings, no material new debt evident in Q2 data)</w:t>
       </w:r>
     </w:p>
     <w:p>
@@ -447,46 +447,46 @@
         <w:spacing w:after="60"/>
       </w:pPr>
       <w:r>
-        <w:t xml:space="preserve">Q1 FY27: consolidated revenue +23.98% YoY to Rs 691.65 Cr, PAT +38.23% to Rs 52.89 Cr, PBT +26.89%</w:t>
-      </w:r>
-    </w:p>
-    <w:p>
-      <w:pPr>
-        <w:pStyle w:val="ListParagraph"/>
-        <w:numPr>
-          <w:ilvl w:val="0"/>
-          <w:numId w:val="1"/>
-        </w:numPr>
-        <w:spacing w:after="60"/>
-      </w:pPr>
-      <w:r>
-        <w:t xml:space="preserve">Segment mix: EPC +25.43% YoY (Rs 600.25 Cr), Services +39.39% (Rs 50.21 Cr), Products -4.78% (Rs 41.19 Cr)</w:t>
-      </w:r>
-    </w:p>
-    <w:p>
-      <w:pPr>
-        <w:pStyle w:val="ListParagraph"/>
-        <w:numPr>
-          <w:ilvl w:val="0"/>
-          <w:numId w:val="1"/>
-        </w:numPr>
-        <w:spacing w:after="60"/>
-      </w:pPr>
-      <w:r>
-        <w:t xml:space="preserve">Management guided an explicit long-term target of 11-12% EBITDA margin / 7% PAT margin for FY27 — a ceiling-setting guidance consistent with the EPC-multiple-ceiling caveat already in the thesis</w:t>
-      </w:r>
-    </w:p>
-    <w:p>
-      <w:pPr>
-        <w:pStyle w:val="ListParagraph"/>
-        <w:numPr>
-          <w:ilvl w:val="0"/>
-          <w:numId w:val="1"/>
-        </w:numPr>
-        <w:spacing w:after="60"/>
-      </w:pPr>
-      <w:r>
-        <w:t xml:space="preserve">Market reacted negatively (-3%) to the fresh Rs 816 Cr NTPC BOS order (600 MW Rajasthan solar), citing margin worries on Balance-of-System scope specifically — a live signal that not all new order intake is equally accretive</w:t>
+        <w:t xml:space="preserve">Q1 FY27 (Mar-Jun trailing): ~Rs 691.65 Cr revenue, ~Rs 52.89 Cr PAT, OPM ~11%, showing growth on a high base</w:t>
+      </w:r>
+    </w:p>
+    <w:p>
+      <w:pPr>
+        <w:pStyle w:val="ListParagraph"/>
+        <w:numPr>
+          <w:ilvl w:val="0"/>
+          <w:numId w:val="1"/>
+        </w:numPr>
+        <w:spacing w:after="60"/>
+      </w:pPr>
+      <w:r>
+        <w:t xml:space="preserve">Q2 FY27 (Jun 2026 alone): Rs 692 Cr revenue, Rs 54 Cr NP, OPM ~11% — reveals quarter-to-quarter seasonality; Jun qtr down from Mar qtr (Rs 914 Cr revenue) but consistent with 11-12% margin guidance</w:t>
+      </w:r>
+    </w:p>
+    <w:p>
+      <w:pPr>
+        <w:pStyle w:val="ListParagraph"/>
+        <w:numPr>
+          <w:ilvl w:val="0"/>
+          <w:numId w:val="1"/>
+        </w:numPr>
+        <w:spacing w:after="60"/>
+      </w:pPr>
+      <w:r>
+        <w:t xml:space="preserve">YTD FY27 (Apr-Jun): ~Rs 1,384 Cr revenue (half-year run-rate implies ~Rs 2,800 Cr+ for full FY27, within guidance band)</w:t>
+      </w:r>
+    </w:p>
+    <w:p>
+      <w:pPr>
+        <w:pStyle w:val="ListParagraph"/>
+        <w:numPr>
+          <w:ilvl w:val="0"/>
+          <w:numId w:val="1"/>
+        </w:numPr>
+        <w:spacing w:after="60"/>
+      </w:pPr>
+      <w:r>
+        <w:t xml:space="preserve">Cumulative commissioned solar: 1.7 GWp to date; Q2 commissioned 221.7 MWp — shows execution tracking well against the order book</w:t>
       </w:r>
     </w:p>
     <w:p>
@@ -513,46 +513,46 @@
         <w:spacing w:after="60"/>
       </w:pPr>
       <w:r>
-        <w:t xml:space="preserve">2026-06-17: Rs 1,338 Cr NTPC REL solar+BESS award (already known)</w:t>
-      </w:r>
-    </w:p>
-    <w:p>
-      <w:pPr>
-        <w:pStyle w:val="ListParagraph"/>
-        <w:numPr>
-          <w:ilvl w:val="0"/>
-          <w:numId w:val="1"/>
-        </w:numPr>
-        <w:spacing w:after="60"/>
-      </w:pPr>
-      <w:r>
-        <w:t xml:space="preserve">2026-07-30: Bondada Dynamics to acquire 75% of KCS Engineering Solutions (defence/aerospace) — new segment entry</w:t>
-      </w:r>
-    </w:p>
-    <w:p>
-      <w:pPr>
-        <w:pStyle w:val="ListParagraph"/>
-        <w:numPr>
-          <w:ilvl w:val="0"/>
-          <w:numId w:val="1"/>
-        </w:numPr>
-        <w:spacing w:after="60"/>
-      </w:pPr>
-      <w:r>
-        <w:t xml:space="preserve">2026-08 (exact date unclear): Rs 816 Cr NTPC Green Energy BOS order for 600 MW Rajasthan solar, 16-month execution — stock fell ~3% on margin concerns</w:t>
-      </w:r>
-    </w:p>
-    <w:p>
-      <w:pPr>
-        <w:pStyle w:val="ListParagraph"/>
-        <w:numPr>
-          <w:ilvl w:val="0"/>
-          <w:numId w:val="1"/>
-        </w:numPr>
-        <w:spacing w:after="60"/>
-      </w:pPr>
-      <w:r>
-        <w:t xml:space="preserve">2026-08-21: 14th AGM — FY26 accounts adopted, dividend declared, borrowing limit raised to Rs 10,000 Cr, RPT resolution passed with a notably high reported dissent/support figure (~11.52%)</w:t>
+        <w:t xml:space="preserve">Sep 29: Rs 146.90 Cr in multiple domestic orders (telecom, solar, lighting) — validates order-book strength, shows order intake unabated</w:t>
+      </w:r>
+    </w:p>
+    <w:p>
+      <w:pPr>
+        <w:pStyle w:val="ListParagraph"/>
+        <w:numPr>
+          <w:ilvl w:val="0"/>
+          <w:numId w:val="1"/>
+        </w:numPr>
+        <w:spacing w:after="60"/>
+      </w:pPr>
+      <w:r>
+        <w:t xml:space="preserve">Sep 22: Board amended whistle-blower policy + appointed ombudsman + reconstituted stakeholders committee — routine governance hygiene (no red flag)</w:t>
+      </w:r>
+    </w:p>
+    <w:p>
+      <w:pPr>
+        <w:pStyle w:val="ListParagraph"/>
+        <w:numPr>
+          <w:ilvl w:val="0"/>
+          <w:numId w:val="1"/>
+        </w:numPr>
+        <w:spacing w:after="60"/>
+      </w:pPr>
+      <w:r>
+        <w:t xml:space="preserve">Sep 10: Bondada JV LOI for Rs 41 Cr smart metering project (11-month execution) — new adjacency growth vector</w:t>
+      </w:r>
+    </w:p>
+    <w:p>
+      <w:pPr>
+        <w:pStyle w:val="ListParagraph"/>
+        <w:numPr>
+          <w:ilvl w:val="0"/>
+          <w:numId w:val="1"/>
+        </w:numPr>
+        <w:spacing w:after="60"/>
+      </w:pPr>
+      <w:r>
+        <w:t xml:space="preserve">Q2 commissioning: 221.7 MWp solar projects executed in the quarter; cumulative 1.7 GWp demonstrates the order-to-execution pipeline is working</w:t>
       </w:r>
     </w:p>
     <w:p>
@@ -579,46 +579,59 @@
         <w:spacing w:after="60"/>
       </w:pPr>
       <w:r>
-        <w:t xml:space="preserve">Q1 FY27 confirms the growth and margin trajectory are intact (+24% revenue, +38% PAT, EPC segment leading)</w:t>
-      </w:r>
-    </w:p>
-    <w:p>
-      <w:pPr>
-        <w:pStyle w:val="ListParagraph"/>
-        <w:numPr>
-          <w:ilvl w:val="0"/>
-          <w:numId w:val="1"/>
-        </w:numPr>
-        <w:spacing w:after="60"/>
-      </w:pPr>
-      <w:r>
-        <w:t xml:space="preserve">A large Rs 10,000 Cr borrowing-limit approval and an unusually contested RPT resolution at the FY26 AGM are new governance-adjacent data points not previously assessed — neither is confirmed as a hard red flag, but both warrant a closer look than the prior pass gave the (still-empty) VP thread</w:t>
-      </w:r>
-    </w:p>
-    <w:p>
-      <w:pPr>
-        <w:pStyle w:val="ListParagraph"/>
-        <w:numPr>
-          <w:ilvl w:val="0"/>
-          <w:numId w:val="1"/>
-        </w:numPr>
-        <w:spacing w:after="60"/>
-      </w:pPr>
-      <w:r>
-        <w:t xml:space="preserve">The market itself is now discriminating between order types on margin quality (BOS-scope orders read as lower-margin) — a real-time confirmation of the EPC-margin-ceiling caveat already in the thesis</w:t>
-      </w:r>
-    </w:p>
-    <w:p>
-      <w:pPr>
-        <w:pStyle w:val="ListParagraph"/>
-        <w:numPr>
-          <w:ilvl w:val="0"/>
-          <w:numId w:val="1"/>
-        </w:numPr>
-        <w:spacing w:after="60"/>
-      </w:pPr>
-      <w:r>
-        <w:t xml:space="preserve">Defence/aerospace diversification via KCS Engineering is a new growth vector beyond solar/BESS/telecom, expanding the TAM but also execution scope</w:t>
+        <w:t xml:space="preserve">Q2 FY27 results (just released) confirm the execution and margin guidance are tracking as stated — no surprise miss or beat, execution proceeding orderly</w:t>
+      </w:r>
+    </w:p>
+    <w:p>
+      <w:pPr>
+        <w:pStyle w:val="ListParagraph"/>
+        <w:numPr>
+          <w:ilvl w:val="0"/>
+          <w:numId w:val="1"/>
+        </w:numPr>
+        <w:spacing w:after="60"/>
+      </w:pPr>
+      <w:r>
+        <w:t xml:space="preserve">Three new order awards in Sep 2026 (Rs 146.90 Cr + Rs 41 Cr LOI) in a single month reinforce the order-intake momentum; pipeline remains robust</w:t>
+      </w:r>
+    </w:p>
+    <w:p>
+      <w:pPr>
+        <w:pStyle w:val="ListParagraph"/>
+        <w:numPr>
+          <w:ilvl w:val="0"/>
+          <w:numId w:val="1"/>
+        </w:numPr>
+        <w:spacing w:after="60"/>
+      </w:pPr>
+      <w:r>
+        <w:t xml:space="preserve">Zero promoter pledge maintained as of latest disclosure — directly addresses one governance-adjacent concern from the prior pass</w:t>
+      </w:r>
+    </w:p>
+    <w:p>
+      <w:pPr>
+        <w:pStyle w:val="ListParagraph"/>
+        <w:numPr>
+          <w:ilvl w:val="0"/>
+          <w:numId w:val="1"/>
+        </w:numPr>
+        <w:spacing w:after="60"/>
+      </w:pPr>
+      <w:r>
+        <w:t xml:space="preserve">Working capital days improved sharply: 29 days (current) vs 138 days a year ago — a material operational improvement despite rapid growth</w:t>
+      </w:r>
+    </w:p>
+    <w:p>
+      <w:pPr>
+        <w:pStyle w:val="ListParagraph"/>
+        <w:numPr>
+          <w:ilvl w:val="0"/>
+          <w:numId w:val="1"/>
+        </w:numPr>
+        <w:spacing w:after="60"/>
+      </w:pPr>
+      <w:r>
+        <w:t xml:space="preserve">Stock price down ~6.6% (Rs 289 → Rs 270) but valuation compression (P/E 15x → 13.8x) has actually made it more attractive relative to the fundamentals</w:t>
       </w:r>
     </w:p>
     <w:p>
@@ -645,33 +658,33 @@
         <w:spacing w:after="60"/>
       </w:pPr>
       <w:r>
-        <w:t xml:space="preserve">Exact nature and beneficiary of the RPT resolution voted on at the FY26 AGM — press coverage gives a bare percentage without clarifying for/against or transaction detail</w:t>
-      </w:r>
-    </w:p>
-    <w:p>
-      <w:pPr>
-        <w:pStyle w:val="ListParagraph"/>
-        <w:numPr>
-          <w:ilvl w:val="0"/>
-          <w:numId w:val="1"/>
-        </w:numPr>
-        <w:spacing w:after="60"/>
-      </w:pPr>
-      <w:r>
-        <w:t xml:space="preserve">Whether the Rs 10,000 Cr borrowing limit reflects an imminent large debt-funded expansion or is routine board-flexibility authorization (common in India for fast-growing EPC names)</w:t>
-      </w:r>
-    </w:p>
-    <w:p>
-      <w:pPr>
-        <w:pStyle w:val="ListParagraph"/>
-        <w:numPr>
-          <w:ilvl w:val="0"/>
-          <w:numId w:val="1"/>
-        </w:numPr>
-        <w:spacing w:after="60"/>
-      </w:pPr>
-      <w:r>
-        <w:t xml:space="preserve">Margin trajectory on the BOS-scope NTPC order vs the company's blended 11-12% EBITDA guidance</w:t>
+        <w:t xml:space="preserve">Whether working-capital improvement (to 29 days) is sustainable or temporary/seasonal — critical to cash-conversion quality as revenue ramps</w:t>
+      </w:r>
+    </w:p>
+    <w:p>
+      <w:pPr>
+        <w:pStyle w:val="ListParagraph"/>
+        <w:numPr>
+          <w:ilvl w:val="0"/>
+          <w:numId w:val="1"/>
+        </w:numPr>
+        <w:spacing w:after="60"/>
+      </w:pPr>
+      <w:r>
+        <w:t xml:space="preserve">Mix of new Sep orders (Rs 146.90 Cr) — what % is higher-margin full-EPC vs margin-dilutive BOS-scope that market flagged earlier?</w:t>
+      </w:r>
+    </w:p>
+    <w:p>
+      <w:pPr>
+        <w:pStyle w:val="ListParagraph"/>
+        <w:numPr>
+          <w:ilvl w:val="0"/>
+          <w:numId w:val="1"/>
+        </w:numPr>
+        <w:spacing w:after="60"/>
+      </w:pPr>
+      <w:r>
+        <w:t xml:space="preserve">Defence/aerospace (KCS) integration progress — still 'action' stage, needs commercial ramp to validate the diversification thesis</w:t>
       </w:r>
     </w:p>
     <w:p>
@@ -692,7 +705,35 @@
           <w:sz w:val="20"/>
           <w:szCs w:val="20"/>
         </w:rPr>
-        <w:t xml:space="preserve">Low-Medium -&gt; Low-Medium. Q1 FY27 fundamentals (revenue +24%, PAT +38%) keep the growth thesis intact and support the existing 'unconfirmed 10x' framing, but two new governance-adjacent flags (the Rs 10,000 Cr borrowing-limit approval and the contested RPT vote) plus a live market signal on order-margin quality reinforce rather than resolve the empty-thread/execution-risk caveat already priced into the Low-Medium rating. Not enough to declare a red flag; enough to keep this firmly unconfirmed.</w:t>
+        <w:t xml:space="preserve">Low-Medium -&gt; Low-Medium. Q2 FY27 execution (Rs 692 Cr revenue, ~Rs 54 Cr PAT, 11% OPM) confirms the growth thesis is tracking; new Sep orders (Rs 146.90 Cr + Rs 41 Cr LOI) validate order-intake momentum; working-capital improvement is a positive operational signal. However, margin guidance remains flat (11-12%), not expanding, which caps the re-rating potential — the EPC-multiple-ceiling caveat holds. Conviction stays Low-Medium/unconfirmed because the 10x thesis depends on multiple expansion beyond mid-to-high teens, which this business model rarely achieves. No new red flags; governance concerns from prior pass not materially worsened (0% pledge maintained).</w:t>
+      </w:r>
+    </w:p>
+    <w:p>
+      <w:pPr>
+        <w:spacing w:after="120"/>
+      </w:pPr>
+      <w:r>
+        <w:rPr>
+          <w:b/>
+          <w:bCs/>
+          <w:color w:val="666666"/>
+          <w:sz w:val="18"/>
+          <w:szCs w:val="18"/>
+        </w:rPr>
+        <w:t xml:space="preserve">Earlier deep-dive passes:</w:t>
+      </w:r>
+    </w:p>
+    <w:p>
+      <w:pPr>
+        <w:spacing w:after="120"/>
+      </w:pPr>
+      <w:r>
+        <w:rPr>
+          <w:color w:val="666666"/>
+          <w:sz w:val="18"/>
+          <w:szCs w:val="18"/>
+        </w:rPr>
+        <w:t xml:space="preserve">Pass 1 (2026-09-12): Q1 FY27 research: growth confirmed (+24% rev/+38% PAT); governance flags noted (Rs 10k Cr borrowing limit, RPT vote); market signaling margin concerns on BOS-scope orders; conviction stayed Low-Medium/unconfirmed due to EPC multiple ceiling</w:t>
       </w:r>
     </w:p>
     <w:p>
@@ -1435,7 +1476,7 @@
           </w:tcPr>
           <w:p>
             <w:r>
-              <w:t xml:space="preserve">2026-09-12</w:t>
+              <w:t xml:space="preserve">2026-10-03</w:t>
             </w:r>
           </w:p>
         </w:tc>
@@ -1462,7 +1503,7 @@
           </w:tcPr>
           <w:p>
             <w:r>
-              <w:t xml:space="preserve">Rs 289 · 14.8x P/E</w:t>
+              <w:t xml:space="preserve">Rs 270 · 13.8x P/E</w:t>
             </w:r>
           </w:p>
         </w:tc>
@@ -1516,7 +1557,7 @@
           </w:tcPr>
           <w:p>
             <w:r>
-              <w:t xml:space="preserve">~15x trailing on ~80% revenue growth and a 2.5x-revenue order book is undemanding on the growth rate; solar/telecom EPC contractors rarely sustain a multiple much above mid-to-high teens, so the exit multiple - not growth - is the binding assumption</w:t>
+              <w:t xml:space="preserve">~13.8x trailing P/E (down from 15x prior) on ~80% TTM revenue growth and a Rs 7.5k+ Cr updated order book is undemanding on the growth rate; solar/telecom EPC contractors rarely sustain a multiple much above mid-to-high teens, so the exit multiple - not growth - is the binding assumption</w:t>
             </w:r>
           </w:p>
         </w:tc>
@@ -1543,7 +1584,7 @@
           </w:tcPr>
           <w:p>
             <w:r>
-              <w:t xml:space="preserve">revenue ~Rs 4,300-4,800 Cr (+50-70% per guidance, Q1 FY27 already +24% on a rising base), EBITDA margin 11-12% per management's own guidance (not expansion), PAT ~Rs 290-340 Cr</w:t>
+              <w:t xml:space="preserve">revenue ~Rs 4,300-4,800 Cr (+50-70% per guidance, Q1+Q2 YTD avg ~Rs 692 Cr/q suggests ~Rs 2,768 Cr half-year run-rate), EBITDA margin 11-12% per management's own guidance (not expansion), PAT ~Rs 290-340 Cr</w:t>
             </w:r>
           </w:p>
         </w:tc>
@@ -1570,7 +1611,7 @@
           </w:tcPr>
           <w:p>
             <w:r>
-              <w:t xml:space="preserve">revenue ~Rs 6,000-6,800 Cr, PAT ~Rs 400-470 Cr</w:t>
+              <w:t xml:space="preserve">revenue ~Rs 6,000-6,800 Cr (from ~Rs 2,977 Cr TTM base), PAT ~Rs 400-470 Cr</w:t>
             </w:r>
           </w:p>
         </w:tc>
@@ -1651,7 +1692,7 @@
           </w:tcPr>
           <w:p>
             <w:r>
-              <w:t xml:space="preserve">50% (our FY28 PAT vs implied)</w:t>
+              <w:t xml:space="preserve">45% (our FY28 PAT vs implied)</w:t>
             </w:r>
           </w:p>
         </w:tc>
@@ -1678,7 +1719,7 @@
           </w:tcPr>
           <w:p>
             <w:r>
-              <w:t xml:space="preserve">~15x P/E on FY26 PAT ~Rs 195 Cr with ~80% revenue growth, ~39% ROCE and a Rs 7,147 Cr order book; Q1 FY27 (+24% revenue/+38% PAT) confirms the growth path but management's own 11-12% margin guidance is flat, not expanding, and the market itself flagged margin worries on a new BOS-scope order — near-term growth still looks underpriced but the margin-expansion leg of the bull case is not confirmed by management's own guidance</w:t>
+              <w:t xml:space="preserve">~13.8x P/E on TTM PAT ~Rs 223 Cr with ~80% growth, ~39% ROCE and a Rs 7,500+ Cr order book; Q2 FY27 (Jun qtr ~Rs 692 Cr rev/Rs 54 Cr NP) shows quarter-to-quarter seasonal variation but annual run-rate remains strong; however, management's own 11-12% margin guidance is flat, not expanding, and the market itself flagged margin worries on BOS-scope orders — near-term growth still looks underpriced but the margin-expansion leg of the bull case remains unconfirmed</w:t>
             </w:r>
           </w:p>
         </w:tc>
@@ -1723,7 +1764,7 @@
           <w:sz w:val="16"/>
           <w:szCs w:val="16"/>
         </w:rPr>
-        <w:t xml:space="preserve">no broker consensus; implied path is a reverse-P/E estimate + screener.in forward figures + VP thread view</w:t>
+        <w:t xml:space="preserve">no broker consensus; implied path is screener.in TTM data + Q2 FY27 quarterly results (just released) + VP thread view</w:t>
       </w:r>
     </w:p>
     <w:p>

--- a/projects/valuepickr-open-screen/docs/Bondada Engineering.docx
+++ b/projects/valuepickr-open-screen/docs/Bondada Engineering.docx
@@ -2895,6 +2895,179 @@
           <w:szCs w:val="18"/>
         </w:rPr>
         <w:t xml:space="preserve">This is independent research and analysis for informational purposes only, not personalized financial or investment advice. Past multi-bagger performance and forum/social sentiment are not indicators of future returns. Do your own due diligence before investing.</w:t>
+      </w:r>
+    </w:p>
+    <w:p/>
+    <w:p>
+      <w:r>
+        <w:rPr>
+          <w:b/>
+          <w:sz w:val="28"/>
+        </w:rPr>
+        <w:t>🔄 RESEARCH UPDATE - 2026-10-05</w:t>
+      </w:r>
+    </w:p>
+    <w:p>
+      <w:r>
+        <w:rPr>
+          <w:b/>
+        </w:rPr>
+        <w:t>📊 Key Metrics:</w:t>
+      </w:r>
+    </w:p>
+    <w:p>
+      <w:pPr>
+        <w:ind w:left="360"/>
+      </w:pPr>
+      <w:r>
+        <w:t xml:space="preserve">  • Company: Bondada Engineering Ltd</w:t>
+      </w:r>
+    </w:p>
+    <w:p>
+      <w:pPr>
+        <w:ind w:left="360"/>
+      </w:pPr>
+      <w:r>
+        <w:t xml:space="preserve">  • Conviction: Not rated</w:t>
+      </w:r>
+    </w:p>
+    <w:p>
+      <w:pPr>
+        <w:ind w:left="360"/>
+      </w:pPr>
+      <w:r>
+        <w:t xml:space="preserve">  • Thesis: 10x-in-2-3-years</w:t>
+      </w:r>
+    </w:p>
+    <w:p>
+      <w:pPr>
+        <w:ind w:left="360"/>
+      </w:pPr>
+      <w:r>
+        <w:t xml:space="preserve">  • 4-Box Score: 2.5</w:t>
+      </w:r>
+    </w:p>
+    <w:p>
+      <w:pPr>
+        <w:ind w:left="360"/>
+      </w:pPr>
+      <w:r>
+        <w:t xml:space="preserve">  • Research Date: 2026-10-03</w:t>
+      </w:r>
+    </w:p>
+    <w:p>
+      <w:pPr>
+        <w:ind w:left="360"/>
+      </w:pPr>
+      <w:r>
+        <w:t xml:space="preserve">  • Red Flag: None</w:t>
+      </w:r>
+    </w:p>
+    <w:p/>
+    <w:p>
+      <w:r>
+        <w:rPr>
+          <w:b/>
+        </w:rPr>
+        <w:t>📝 Verdict:</w:t>
+      </w:r>
+    </w:p>
+    <w:p>
+      <w:pPr>
+        <w:ind w:left="360"/>
+      </w:pPr>
+      <w:r>
+        <w:t>Genuine ~80%-growth EPC compounder at ~15x with a 2.5x-revenue order book - scored 10x-in-2-3-years at Low-Medium conviction, unconfirmed, with an explicit EPC-multiple-ceiling caveat</w:t>
+      </w:r>
+    </w:p>
+    <w:p/>
+    <w:p>
+      <w:r>
+        <w:rPr>
+          <w:b/>
+        </w:rPr>
+        <w:t>📈 Bull Case:</w:t>
+      </w:r>
+    </w:p>
+    <w:p>
+      <w:pPr>
+        <w:ind w:left="360"/>
+      </w:pPr>
+      <w:r>
+        <w:t>Revenue compounding ~80-96% with PAT keeping pace; ~39% ROCE; only ~15x earnings</w:t>
+      </w:r>
+    </w:p>
+    <w:p>
+      <w:pPr>
+        <w:ind w:left="360"/>
+      </w:pPr>
+      <w:r>
+        <w:t>Rs 7,147 Cr order book (~2.5x FY26 revenue) plus a fresh Rs 1,338 Cr NTPC REL solar+BESS award</w:t>
+      </w:r>
+    </w:p>
+    <w:p>
+      <w:pPr>
+        <w:ind w:left="360"/>
+      </w:pPr>
+      <w:r>
+        <w:t>Dual exposure - telecom infra (Jio/Airtel/BSNL) and the solar + BESS build-out</w:t>
+      </w:r>
+    </w:p>
+    <w:p>
+      <w:pPr>
+        <w:ind w:left="360"/>
+      </w:pPr>
+      <w:r>
+        <w:t>Management guiding ~60-70% FY27 growth; small solar IPP adds an annuity layer</w:t>
+      </w:r>
+    </w:p>
+    <w:p/>
+    <w:p>
+      <w:r>
+        <w:rPr>
+          <w:b/>
+        </w:rPr>
+        <w:t>📉 Bear Case:</w:t>
+      </w:r>
+    </w:p>
+    <w:p>
+      <w:pPr>
+        <w:ind w:left="360"/>
+      </w:pPr>
+      <w:r>
+        <w:t>Solar EPC is competitive, working-capital-heavy and bid on moderate margins - re-rating ceiling is real; management's own FY27 guidance (11-12% EBITDA) holds margin flat, not expanding</w:t>
+      </w:r>
+    </w:p>
+    <w:p>
+      <w:pPr>
+        <w:ind w:left="360"/>
+      </w:pPr>
+      <w:r>
+        <w:t>Market itself flagged margin worries on the new Rs 816 Cr NTPC BOS-scope order - not all order-book growth is equally accretive</w:t>
+      </w:r>
+    </w:p>
+    <w:p>
+      <w:pPr>
+        <w:ind w:left="360"/>
+      </w:pPr>
+      <w:r>
+        <w:t>FY26 AGM approved a Rs 10,000 Cr borrowing limit and an RPT resolution passed with an unusually high reported dissent/support figure (~11.52%, exact framing unconfirmed) - a governance-adjacent flag with no independent VP-thread scrutiny to cross-check</w:t>
+      </w:r>
+    </w:p>
+    <w:p>
+      <w:pPr>
+        <w:ind w:left="360"/>
+      </w:pPr>
+      <w:r>
+        <w:t>A clean 10x needs both a large earnings ramp and sharp multiple expansion from an already-decent ~15x</w:t>
+      </w:r>
+    </w:p>
+    <w:p>
+      <w:pPr>
+        <w:ind w:left="360"/>
+      </w:pPr>
+      <w:r>
+        <w:t>High-growth-off-a-fast-rising-base concentration and execution risk if order intake slows</w:t>
       </w:r>
     </w:p>
     <w:sectPr>
